--- a/web/lab1/lab1_report.docx
+++ b/web/lab1/lab1_report.docx
@@ -7,18 +7,13 @@
         <w:spacing w:before="567" w:after="0" w:line="360" w:lineRule="auto"/>
         <w:ind w:right="850"/>
         <w:jc w:val="center"/>
-        <w:rPr>
-          <w:rFonts w:ascii="Times New Roman" w:hAnsi="Times New Roman" w:cs="Times New Roman"/>
-          <w:sz w:val="28"/>
-          <w:szCs w:val="28"/>
-        </w:rPr>
       </w:pPr>
       <w:r>
         <w:rPr>
           <w:noProof/>
         </w:rPr>
         <w:drawing>
-          <wp:inline distT="0" distB="0" distL="0" distR="0" wp14:anchorId="28FA25CD" wp14:editId="538174E6">
+          <wp:inline distT="0" distB="0" distL="0" distR="0" wp14:anchorId="28FA25CD" wp14:editId="16CAE5EC">
             <wp:extent cx="1464310" cy="576580"/>
             <wp:effectExtent l="0" t="0" r="2540" b="0"/>
             <wp:docPr id="1" name="Рисунок 1"/>
@@ -72,18 +67,8 @@
         <w:spacing w:before="567" w:after="0" w:line="360" w:lineRule="auto"/>
         <w:ind w:right="850"/>
         <w:jc w:val="center"/>
-        <w:rPr>
-          <w:rFonts w:ascii="Times New Roman" w:hAnsi="Times New Roman" w:cs="Times New Roman"/>
-          <w:sz w:val="28"/>
-          <w:szCs w:val="28"/>
-        </w:rPr>
-      </w:pPr>
-      <w:r>
-        <w:rPr>
-          <w:rFonts w:ascii="Times New Roman" w:hAnsi="Times New Roman" w:cs="Times New Roman"/>
-          <w:sz w:val="28"/>
-          <w:szCs w:val="28"/>
-        </w:rPr>
+      </w:pPr>
+      <w:r>
         <w:t>Факультет Программной Инженерии и Компьютерной техники</w:t>
       </w:r>
     </w:p>
@@ -92,11 +77,6 @@
         <w:spacing w:before="567" w:after="0" w:line="360" w:lineRule="auto"/>
         <w:ind w:right="850"/>
         <w:jc w:val="center"/>
-        <w:rPr>
-          <w:rFonts w:ascii="Times New Roman" w:hAnsi="Times New Roman" w:cs="Times New Roman"/>
-          <w:sz w:val="28"/>
-          <w:szCs w:val="28"/>
-        </w:rPr>
       </w:pPr>
     </w:p>
     <w:p>
@@ -104,26 +84,11 @@
         <w:spacing w:before="567" w:after="0" w:line="360" w:lineRule="auto"/>
         <w:ind w:right="850"/>
         <w:jc w:val="center"/>
-        <w:rPr>
-          <w:rFonts w:ascii="Times New Roman" w:hAnsi="Times New Roman" w:cs="Times New Roman"/>
-          <w:sz w:val="28"/>
-          <w:szCs w:val="28"/>
-        </w:rPr>
-      </w:pPr>
-      <w:r>
-        <w:rPr>
-          <w:rFonts w:ascii="Times New Roman" w:hAnsi="Times New Roman" w:cs="Times New Roman"/>
-          <w:sz w:val="28"/>
-          <w:szCs w:val="28"/>
-        </w:rPr>
+      </w:pPr>
+      <w:r>
         <w:t>Вэб-п</w:t>
       </w:r>
       <w:r>
-        <w:rPr>
-          <w:rFonts w:ascii="Times New Roman" w:hAnsi="Times New Roman" w:cs="Times New Roman"/>
-          <w:sz w:val="28"/>
-          <w:szCs w:val="28"/>
-        </w:rPr>
         <w:t>рограммирование</w:t>
       </w:r>
     </w:p>
@@ -132,26 +97,11 @@
         <w:spacing w:before="567" w:after="0" w:line="360" w:lineRule="auto"/>
         <w:ind w:right="850"/>
         <w:jc w:val="center"/>
-        <w:rPr>
-          <w:rFonts w:ascii="Times New Roman" w:hAnsi="Times New Roman" w:cs="Times New Roman"/>
-          <w:sz w:val="28"/>
-          <w:szCs w:val="28"/>
-        </w:rPr>
-      </w:pPr>
-      <w:r>
-        <w:rPr>
-          <w:rFonts w:ascii="Times New Roman" w:hAnsi="Times New Roman" w:cs="Times New Roman"/>
-          <w:sz w:val="28"/>
-          <w:szCs w:val="28"/>
-        </w:rPr>
+      </w:pPr>
+      <w:r>
         <w:t>Лабораторная работа №</w:t>
       </w:r>
       <w:r>
-        <w:rPr>
-          <w:rFonts w:ascii="Times New Roman" w:hAnsi="Times New Roman" w:cs="Times New Roman"/>
-          <w:sz w:val="28"/>
-          <w:szCs w:val="28"/>
-        </w:rPr>
         <w:t>1</w:t>
       </w:r>
     </w:p>
@@ -160,42 +110,14 @@
         <w:spacing w:before="567" w:after="0" w:line="360" w:lineRule="auto"/>
         <w:ind w:right="850"/>
         <w:jc w:val="center"/>
-        <w:rPr>
-          <w:rFonts w:ascii="Times New Roman" w:hAnsi="Times New Roman" w:cs="Times New Roman"/>
-          <w:sz w:val="28"/>
-          <w:szCs w:val="28"/>
-        </w:rPr>
-      </w:pPr>
-      <w:r>
-        <w:rPr>
-          <w:rFonts w:ascii="Times New Roman" w:hAnsi="Times New Roman" w:cs="Times New Roman"/>
-          <w:sz w:val="28"/>
-          <w:szCs w:val="28"/>
-        </w:rPr>
+      </w:pPr>
+      <w:r>
         <w:t>Вариант</w:t>
       </w:r>
       <w:r>
-        <w:rPr>
-          <w:rFonts w:ascii="Times New Roman" w:hAnsi="Times New Roman" w:cs="Times New Roman"/>
-          <w:sz w:val="28"/>
-          <w:szCs w:val="28"/>
-        </w:rPr>
-        <w:t>:</w:t>
-      </w:r>
-      <w:r>
-        <w:rPr>
-          <w:rFonts w:ascii="Times New Roman" w:hAnsi="Times New Roman" w:cs="Times New Roman"/>
-          <w:sz w:val="28"/>
-          <w:szCs w:val="28"/>
-        </w:rPr>
-        <w:t xml:space="preserve"> </w:t>
-      </w:r>
-      <w:r>
-        <w:rPr>
-          <w:rFonts w:ascii="Times New Roman" w:hAnsi="Times New Roman" w:cs="Times New Roman"/>
-          <w:sz w:val="28"/>
-          <w:szCs w:val="28"/>
-        </w:rPr>
+        <w:t xml:space="preserve">: </w:t>
+      </w:r>
+      <w:r>
         <w:t>22717</w:t>
       </w:r>
     </w:p>
@@ -204,11 +126,6 @@
         <w:spacing w:before="567" w:after="0" w:line="360" w:lineRule="auto"/>
         <w:ind w:right="850"/>
         <w:jc w:val="center"/>
-        <w:rPr>
-          <w:rFonts w:ascii="Times New Roman" w:hAnsi="Times New Roman" w:cs="Times New Roman"/>
-          <w:sz w:val="28"/>
-          <w:szCs w:val="28"/>
-        </w:rPr>
       </w:pPr>
     </w:p>
     <w:p>
@@ -217,14 +134,12 @@
         <w:ind w:right="850"/>
         <w:jc w:val="right"/>
         <w:rPr>
-          <w:rFonts w:ascii="Times New Roman" w:hAnsi="Times New Roman" w:cs="Times New Roman"/>
           <w:sz w:val="24"/>
           <w:szCs w:val="24"/>
         </w:rPr>
       </w:pPr>
       <w:r>
         <w:rPr>
-          <w:rFonts w:ascii="Times New Roman" w:hAnsi="Times New Roman" w:cs="Times New Roman"/>
           <w:sz w:val="24"/>
           <w:szCs w:val="24"/>
         </w:rPr>
@@ -237,14 +152,12 @@
         <w:ind w:right="850"/>
         <w:jc w:val="right"/>
         <w:rPr>
-          <w:rFonts w:ascii="Times New Roman" w:hAnsi="Times New Roman" w:cs="Times New Roman"/>
           <w:sz w:val="24"/>
           <w:szCs w:val="24"/>
         </w:rPr>
       </w:pPr>
       <w:r>
         <w:rPr>
-          <w:rFonts w:ascii="Times New Roman" w:hAnsi="Times New Roman" w:cs="Times New Roman"/>
           <w:sz w:val="24"/>
           <w:szCs w:val="24"/>
         </w:rPr>
@@ -252,7 +165,6 @@
       </w:r>
       <w:r>
         <w:rPr>
-          <w:rFonts w:ascii="Times New Roman" w:hAnsi="Times New Roman" w:cs="Times New Roman"/>
           <w:sz w:val="24"/>
           <w:szCs w:val="24"/>
           <w:lang w:val="en-US"/>
@@ -261,7 +173,6 @@
       </w:r>
       <w:r>
         <w:rPr>
-          <w:rFonts w:ascii="Times New Roman" w:hAnsi="Times New Roman" w:cs="Times New Roman"/>
           <w:sz w:val="24"/>
           <w:szCs w:val="24"/>
         </w:rPr>
@@ -269,7 +180,6 @@
       </w:r>
       <w:r>
         <w:rPr>
-          <w:rFonts w:ascii="Times New Roman" w:hAnsi="Times New Roman" w:cs="Times New Roman"/>
           <w:sz w:val="24"/>
           <w:szCs w:val="24"/>
         </w:rPr>
@@ -277,7 +187,6 @@
       </w:r>
       <w:r>
         <w:rPr>
-          <w:rFonts w:ascii="Times New Roman" w:hAnsi="Times New Roman" w:cs="Times New Roman"/>
           <w:sz w:val="24"/>
           <w:szCs w:val="24"/>
         </w:rPr>
@@ -290,43 +199,31 @@
         <w:ind w:right="850"/>
         <w:jc w:val="right"/>
         <w:rPr>
-          <w:rFonts w:ascii="Times New Roman" w:hAnsi="Times New Roman" w:cs="Times New Roman"/>
           <w:sz w:val="24"/>
           <w:szCs w:val="24"/>
         </w:rPr>
       </w:pPr>
       <w:r>
         <w:rPr>
-          <w:rFonts w:ascii="Times New Roman" w:hAnsi="Times New Roman" w:cs="Times New Roman"/>
           <w:sz w:val="24"/>
           <w:szCs w:val="24"/>
         </w:rPr>
-        <w:t>Преподаватель</w:t>
-      </w:r>
-      <w:r>
-        <w:rPr>
-          <w:rFonts w:ascii="Times New Roman" w:hAnsi="Times New Roman" w:cs="Times New Roman"/>
+        <w:t xml:space="preserve">Преподаватель: </w:t>
+      </w:r>
+      <w:proofErr w:type="spellStart"/>
+      <w:r>
+        <w:rPr>
           <w:sz w:val="24"/>
           <w:szCs w:val="24"/>
         </w:rPr>
-        <w:t xml:space="preserve">: </w:t>
-      </w:r>
-      <w:proofErr w:type="spellStart"/>
-      <w:r>
-        <w:rPr>
-          <w:rFonts w:ascii="Times New Roman" w:hAnsi="Times New Roman" w:cs="Times New Roman"/>
+        <w:t>Кобик</w:t>
+      </w:r>
+      <w:proofErr w:type="spellEnd"/>
+      <w:r>
+        <w:rPr>
           <w:sz w:val="24"/>
           <w:szCs w:val="24"/>
         </w:rPr>
-        <w:t>Кобик</w:t>
-      </w:r>
-      <w:proofErr w:type="spellEnd"/>
-      <w:r>
-        <w:rPr>
-          <w:rFonts w:ascii="Times New Roman" w:hAnsi="Times New Roman" w:cs="Times New Roman"/>
-          <w:sz w:val="24"/>
-          <w:szCs w:val="24"/>
-        </w:rPr>
         <w:t xml:space="preserve"> Никита Алексеевич</w:t>
       </w:r>
     </w:p>
@@ -334,22 +231,12 @@
       <w:pPr>
         <w:spacing w:before="567" w:after="0" w:line="360" w:lineRule="auto"/>
         <w:ind w:right="850"/>
-        <w:rPr>
-          <w:rFonts w:ascii="Times New Roman" w:hAnsi="Times New Roman" w:cs="Times New Roman"/>
-          <w:sz w:val="28"/>
-          <w:szCs w:val="28"/>
-        </w:rPr>
       </w:pPr>
     </w:p>
     <w:p>
       <w:pPr>
         <w:spacing w:before="567" w:after="0" w:line="360" w:lineRule="auto"/>
         <w:ind w:right="850"/>
-        <w:rPr>
-          <w:rFonts w:ascii="Times New Roman" w:hAnsi="Times New Roman" w:cs="Times New Roman"/>
-          <w:sz w:val="28"/>
-          <w:szCs w:val="28"/>
-        </w:rPr>
       </w:pPr>
     </w:p>
     <w:p>
@@ -357,51 +244,19 @@
         <w:spacing w:before="567" w:after="0" w:line="360" w:lineRule="auto"/>
         <w:ind w:right="850"/>
         <w:jc w:val="center"/>
-        <w:rPr>
-          <w:rFonts w:ascii="Times New Roman" w:hAnsi="Times New Roman" w:cs="Times New Roman"/>
-          <w:sz w:val="28"/>
-          <w:szCs w:val="28"/>
-        </w:rPr>
-      </w:pPr>
-      <w:r>
-        <w:rPr>
-          <w:rFonts w:ascii="Times New Roman" w:hAnsi="Times New Roman" w:cs="Times New Roman"/>
-          <w:sz w:val="28"/>
-          <w:szCs w:val="28"/>
-        </w:rPr>
+      </w:pPr>
+      <w:r>
         <w:t>Санкт-Петербург, 202</w:t>
       </w:r>
       <w:r>
-        <w:rPr>
-          <w:rFonts w:ascii="Times New Roman" w:hAnsi="Times New Roman" w:cs="Times New Roman"/>
-          <w:sz w:val="28"/>
-          <w:szCs w:val="28"/>
-        </w:rPr>
         <w:t>6</w:t>
       </w:r>
       <w:r>
-        <w:rPr>
-          <w:rFonts w:ascii="Times New Roman" w:hAnsi="Times New Roman" w:cs="Times New Roman"/>
-          <w:sz w:val="28"/>
-          <w:szCs w:val="28"/>
-        </w:rPr>
         <w:t>г.</w:t>
       </w:r>
     </w:p>
     <w:p>
-      <w:pPr>
-        <w:rPr>
-          <w:rFonts w:ascii="Times New Roman" w:hAnsi="Times New Roman" w:cs="Times New Roman"/>
-          <w:sz w:val="28"/>
-          <w:szCs w:val="28"/>
-        </w:rPr>
-      </w:pPr>
-      <w:r>
-        <w:rPr>
-          <w:rFonts w:ascii="Times New Roman" w:hAnsi="Times New Roman" w:cs="Times New Roman"/>
-          <w:sz w:val="28"/>
-          <w:szCs w:val="28"/>
-        </w:rPr>
+      <w:r>
         <w:br w:type="page"/>
       </w:r>
     </w:p>
@@ -424,8 +279,10 @@
       </w:sdtPr>
       <w:sdtEndPr>
         <w:rPr>
-          <w:b/>
-          <w:bCs/>
+          <w:rFonts w:ascii="Times New Roman" w:hAnsi="Times New Roman" w:cs="Calibri (Основной текст)"/>
+          <w:color w:val="000000" w:themeColor="text1"/>
+          <w:sz w:val="28"/>
+          <w:szCs w:val="40"/>
         </w:rPr>
       </w:sdtEndPr>
       <w:sdtContent>
@@ -436,8 +293,7 @@
             <w:jc w:val="center"/>
             <w:rPr>
               <w:rFonts w:ascii="Times New Roman" w:hAnsi="Times New Roman" w:cs="Times New Roman"/>
-              <w:b/>
-              <w:bCs/>
+              <w:bCs w:val="0"/>
               <w:color w:val="000000" w:themeColor="text1"/>
               <w:sz w:val="28"/>
               <w:szCs w:val="28"/>
@@ -446,8 +302,7 @@
           <w:r>
             <w:rPr>
               <w:rFonts w:ascii="Times New Roman" w:hAnsi="Times New Roman" w:cs="Times New Roman"/>
-              <w:b/>
-              <w:bCs/>
+              <w:bCs w:val="0"/>
               <w:color w:val="000000" w:themeColor="text1"/>
               <w:sz w:val="28"/>
               <w:szCs w:val="28"/>
@@ -462,115 +317,97 @@
               <w:tab w:val="right" w:leader="dot" w:pos="9345"/>
             </w:tabs>
             <w:spacing w:line="360" w:lineRule="auto"/>
+            <w:jc w:val="center"/>
             <w:rPr>
-              <w:rFonts w:ascii="Times New Roman" w:eastAsiaTheme="minorEastAsia" w:hAnsi="Times New Roman" w:cs="Times New Roman"/>
+              <w:rFonts w:asciiTheme="minorHAnsi" w:eastAsiaTheme="minorEastAsia" w:hAnsiTheme="minorHAnsi" w:cstheme="minorBidi"/>
+              <w:bCs w:val="0"/>
               <w:noProof/>
-              <w:sz w:val="28"/>
-              <w:szCs w:val="28"/>
+              <w:color w:val="auto"/>
+              <w:sz w:val="24"/>
+              <w:szCs w:val="24"/>
               <w:lang w:eastAsia="ru-RU"/>
             </w:rPr>
           </w:pPr>
           <w:r>
             <w:rPr>
-              <w:rFonts w:ascii="Times New Roman" w:hAnsi="Times New Roman" w:cs="Times New Roman"/>
-              <w:sz w:val="28"/>
-              <w:szCs w:val="28"/>
+              <w:bCs w:val="0"/>
             </w:rPr>
             <w:fldChar w:fldCharType="begin"/>
           </w:r>
           <w:r>
             <w:rPr>
-              <w:rFonts w:ascii="Times New Roman" w:hAnsi="Times New Roman" w:cs="Times New Roman"/>
-              <w:sz w:val="28"/>
-              <w:szCs w:val="28"/>
+              <w:bCs w:val="0"/>
             </w:rPr>
             <w:instrText xml:space="preserve"> TOC \o "1-3" \h \z \u </w:instrText>
           </w:r>
           <w:r>
             <w:rPr>
-              <w:rFonts w:ascii="Times New Roman" w:hAnsi="Times New Roman" w:cs="Times New Roman"/>
-              <w:sz w:val="28"/>
-              <w:szCs w:val="28"/>
+              <w:bCs w:val="0"/>
             </w:rPr>
             <w:fldChar w:fldCharType="separate"/>
           </w:r>
-          <w:hyperlink w:anchor="_Toc221649589" w:history="1">
+          <w:hyperlink w:anchor="_Toc239371164" w:history="1">
             <w:r>
               <w:rPr>
                 <w:rStyle w:val="ad"/>
-                <w:rFonts w:ascii="Times New Roman" w:hAnsi="Times New Roman" w:cs="Times New Roman"/>
+                <w:rFonts w:cs="Times New Roman"/>
+                <w:bCs w:val="0"/>
                 <w:noProof/>
-                <w:sz w:val="28"/>
-                <w:szCs w:val="28"/>
               </w:rPr>
               <w:t>1. Условие поставленной задачи</w:t>
             </w:r>
             <w:r>
               <w:rPr>
-                <w:rFonts w:ascii="Times New Roman" w:hAnsi="Times New Roman" w:cs="Times New Roman"/>
+                <w:bCs w:val="0"/>
                 <w:noProof/>
                 <w:webHidden/>
-                <w:sz w:val="28"/>
-                <w:szCs w:val="28"/>
               </w:rPr>
               <w:tab/>
             </w:r>
             <w:r>
               <w:rPr>
-                <w:rFonts w:ascii="Times New Roman" w:hAnsi="Times New Roman" w:cs="Times New Roman"/>
+                <w:bCs w:val="0"/>
                 <w:noProof/>
                 <w:webHidden/>
-                <w:sz w:val="28"/>
-                <w:szCs w:val="28"/>
               </w:rPr>
               <w:fldChar w:fldCharType="begin"/>
             </w:r>
             <w:r>
               <w:rPr>
-                <w:rFonts w:ascii="Times New Roman" w:hAnsi="Times New Roman" w:cs="Times New Roman"/>
+                <w:bCs w:val="0"/>
                 <w:noProof/>
                 <w:webHidden/>
-                <w:sz w:val="28"/>
-                <w:szCs w:val="28"/>
               </w:rPr>
-              <w:instrText xml:space="preserve"> PAGEREF _Toc221649589 \h </w:instrText>
+              <w:instrText xml:space="preserve"> PAGEREF _Toc239371164 \h </w:instrText>
             </w:r>
             <w:r>
               <w:rPr>
-                <w:rFonts w:ascii="Times New Roman" w:hAnsi="Times New Roman" w:cs="Times New Roman"/>
+                <w:bCs w:val="0"/>
                 <w:noProof/>
                 <w:webHidden/>
-                <w:sz w:val="28"/>
-                <w:szCs w:val="28"/>
               </w:rPr>
             </w:r>
             <w:r>
               <w:rPr>
-                <w:rFonts w:ascii="Times New Roman" w:hAnsi="Times New Roman" w:cs="Times New Roman"/>
+                <w:bCs w:val="0"/>
                 <w:noProof/>
                 <w:webHidden/>
-                <w:sz w:val="28"/>
-                <w:szCs w:val="28"/>
               </w:rPr>
               <w:fldChar w:fldCharType="separate"/>
             </w:r>
             <w:r>
               <w:rPr>
-                <w:rFonts w:ascii="Times New Roman" w:hAnsi="Times New Roman" w:cs="Times New Roman"/>
+                <w:bCs w:val="0"/>
                 <w:noProof/>
                 <w:webHidden/>
-                <w:sz w:val="28"/>
-                <w:szCs w:val="28"/>
               </w:rPr>
               <w:t>3</w:t>
             </w:r>
             <w:r>
               <w:rPr>
-                <w:rFonts w:ascii="Times New Roman" w:hAnsi="Times New Roman" w:cs="Times New Roman"/>
+                <w:bCs w:val="0"/>
                 <w:noProof/>
                 <w:webHidden/>
-                <w:sz w:val="28"/>
-                <w:szCs w:val="28"/>
               </w:rPr>
               <w:fldChar w:fldCharType="end"/>
             </w:r>
@@ -583,102 +420,136 @@
               <w:tab w:val="right" w:leader="dot" w:pos="9345"/>
             </w:tabs>
             <w:spacing w:line="360" w:lineRule="auto"/>
+            <w:jc w:val="center"/>
             <w:rPr>
-              <w:rFonts w:ascii="Times New Roman" w:eastAsiaTheme="minorEastAsia" w:hAnsi="Times New Roman" w:cs="Times New Roman"/>
+              <w:rFonts w:asciiTheme="minorHAnsi" w:eastAsiaTheme="minorEastAsia" w:hAnsiTheme="minorHAnsi" w:cstheme="minorBidi"/>
+              <w:bCs w:val="0"/>
               <w:noProof/>
-              <w:sz w:val="28"/>
-              <w:szCs w:val="28"/>
+              <w:color w:val="auto"/>
+              <w:sz w:val="24"/>
+              <w:szCs w:val="24"/>
               <w:lang w:eastAsia="ru-RU"/>
             </w:rPr>
           </w:pPr>
-          <w:hyperlink w:anchor="_Toc221649590" w:history="1">
+          <w:hyperlink w:anchor="_Toc239371165" w:history="1">
             <w:r>
               <w:rPr>
                 <w:rStyle w:val="ad"/>
-                <w:rFonts w:ascii="Times New Roman" w:hAnsi="Times New Roman" w:cs="Times New Roman"/>
+                <w:rFonts w:cs="Times New Roman"/>
+                <w:bCs w:val="0"/>
                 <w:noProof/>
-                <w:sz w:val="28"/>
-                <w:szCs w:val="28"/>
-                <w:lang w:val="en-US"/>
               </w:rPr>
-              <w:t xml:space="preserve">3. </w:t>
+              <w:t xml:space="preserve">2. Исходные коды </w:t>
             </w:r>
             <w:r>
               <w:rPr>
                 <w:rStyle w:val="ad"/>
-                <w:rFonts w:ascii="Times New Roman" w:hAnsi="Times New Roman" w:cs="Times New Roman"/>
+                <w:rFonts w:cs="Times New Roman"/>
+                <w:bCs w:val="0"/>
                 <w:noProof/>
-                <w:sz w:val="28"/>
-                <w:szCs w:val="28"/>
+                <w:lang w:val="en-US"/>
               </w:rPr>
-              <w:t>Диаграмма классов разработанной программы</w:t>
+              <w:t>HTML</w:t>
             </w:r>
             <w:r>
               <w:rPr>
-                <w:rFonts w:ascii="Times New Roman" w:hAnsi="Times New Roman" w:cs="Times New Roman"/>
+                <w:rStyle w:val="ad"/>
+                <w:rFonts w:cs="Times New Roman"/>
+                <w:bCs w:val="0"/>
+                <w:noProof/>
+              </w:rPr>
+              <w:t xml:space="preserve">, </w:t>
+            </w:r>
+            <w:r>
+              <w:rPr>
+                <w:rStyle w:val="ad"/>
+                <w:rFonts w:cs="Times New Roman"/>
+                <w:bCs w:val="0"/>
+                <w:noProof/>
+                <w:lang w:val="en-US"/>
+              </w:rPr>
+              <w:t>CSS</w:t>
+            </w:r>
+            <w:r>
+              <w:rPr>
+                <w:rStyle w:val="ad"/>
+                <w:rFonts w:cs="Times New Roman"/>
+                <w:bCs w:val="0"/>
+                <w:noProof/>
+              </w:rPr>
+              <w:t xml:space="preserve"> и </w:t>
+            </w:r>
+            <w:r>
+              <w:rPr>
+                <w:rStyle w:val="ad"/>
+                <w:rFonts w:cs="Times New Roman"/>
+                <w:bCs w:val="0"/>
+                <w:noProof/>
+                <w:lang w:val="en-US"/>
+              </w:rPr>
+              <w:t>JSS</w:t>
+            </w:r>
+            <w:r>
+              <w:rPr>
+                <w:rStyle w:val="ad"/>
+                <w:rFonts w:cs="Times New Roman"/>
+                <w:bCs w:val="0"/>
+                <w:noProof/>
+              </w:rPr>
+              <w:t xml:space="preserve"> файлов</w:t>
+            </w:r>
+            <w:r>
+              <w:rPr>
+                <w:bCs w:val="0"/>
                 <w:noProof/>
                 <w:webHidden/>
-                <w:sz w:val="28"/>
-                <w:szCs w:val="28"/>
               </w:rPr>
               <w:tab/>
             </w:r>
             <w:r>
               <w:rPr>
-                <w:rFonts w:ascii="Times New Roman" w:hAnsi="Times New Roman" w:cs="Times New Roman"/>
+                <w:bCs w:val="0"/>
                 <w:noProof/>
                 <w:webHidden/>
-                <w:sz w:val="28"/>
-                <w:szCs w:val="28"/>
               </w:rPr>
               <w:fldChar w:fldCharType="begin"/>
             </w:r>
             <w:r>
               <w:rPr>
-                <w:rFonts w:ascii="Times New Roman" w:hAnsi="Times New Roman" w:cs="Times New Roman"/>
+                <w:bCs w:val="0"/>
                 <w:noProof/>
                 <w:webHidden/>
-                <w:sz w:val="28"/>
-                <w:szCs w:val="28"/>
               </w:rPr>
-              <w:instrText xml:space="preserve"> PAGEREF _Toc221649590 \h </w:instrText>
+              <w:instrText xml:space="preserve"> PAGEREF _Toc239371165 \h </w:instrText>
             </w:r>
             <w:r>
               <w:rPr>
-                <w:rFonts w:ascii="Times New Roman" w:hAnsi="Times New Roman" w:cs="Times New Roman"/>
+                <w:bCs w:val="0"/>
                 <w:noProof/>
                 <w:webHidden/>
-                <w:sz w:val="28"/>
-                <w:szCs w:val="28"/>
               </w:rPr>
             </w:r>
             <w:r>
               <w:rPr>
-                <w:rFonts w:ascii="Times New Roman" w:hAnsi="Times New Roman" w:cs="Times New Roman"/>
+                <w:bCs w:val="0"/>
                 <w:noProof/>
                 <w:webHidden/>
-                <w:sz w:val="28"/>
-                <w:szCs w:val="28"/>
               </w:rPr>
               <w:fldChar w:fldCharType="separate"/>
             </w:r>
             <w:r>
               <w:rPr>
-                <w:rFonts w:ascii="Times New Roman" w:hAnsi="Times New Roman" w:cs="Times New Roman"/>
+                <w:bCs w:val="0"/>
                 <w:noProof/>
                 <w:webHidden/>
-                <w:sz w:val="28"/>
-                <w:szCs w:val="28"/>
               </w:rPr>
-              <w:t>6</w:t>
+              <w:t>5</w:t>
             </w:r>
             <w:r>
               <w:rPr>
-                <w:rFonts w:ascii="Times New Roman" w:hAnsi="Times New Roman" w:cs="Times New Roman"/>
+                <w:bCs w:val="0"/>
                 <w:noProof/>
                 <w:webHidden/>
-                <w:sz w:val="28"/>
-                <w:szCs w:val="28"/>
               </w:rPr>
               <w:fldChar w:fldCharType="end"/>
             </w:r>
@@ -691,102 +562,97 @@
               <w:tab w:val="right" w:leader="dot" w:pos="9345"/>
             </w:tabs>
             <w:spacing w:line="360" w:lineRule="auto"/>
+            <w:jc w:val="center"/>
             <w:rPr>
-              <w:rFonts w:ascii="Times New Roman" w:eastAsiaTheme="minorEastAsia" w:hAnsi="Times New Roman" w:cs="Times New Roman"/>
+              <w:rFonts w:asciiTheme="minorHAnsi" w:eastAsiaTheme="minorEastAsia" w:hAnsiTheme="minorHAnsi" w:cstheme="minorBidi"/>
+              <w:bCs w:val="0"/>
               <w:noProof/>
-              <w:sz w:val="28"/>
-              <w:szCs w:val="28"/>
+              <w:color w:val="auto"/>
+              <w:sz w:val="24"/>
+              <w:szCs w:val="24"/>
               <w:lang w:eastAsia="ru-RU"/>
             </w:rPr>
           </w:pPr>
-          <w:hyperlink w:anchor="_Toc221649591" w:history="1">
+          <w:hyperlink w:anchor="_Toc239371166" w:history="1">
             <w:r>
               <w:rPr>
                 <w:rStyle w:val="ad"/>
-                <w:rFonts w:ascii="Times New Roman" w:hAnsi="Times New Roman" w:cs="Times New Roman"/>
+                <w:rFonts w:cs="Times New Roman"/>
+                <w:bCs w:val="0"/>
                 <w:noProof/>
-                <w:sz w:val="28"/>
-                <w:szCs w:val="28"/>
-                <w:lang w:val="en-US"/>
               </w:rPr>
-              <w:t xml:space="preserve">4. </w:t>
+              <w:t xml:space="preserve">3. </w:t>
             </w:r>
             <w:r>
               <w:rPr>
                 <w:rStyle w:val="ad"/>
-                <w:rFonts w:ascii="Times New Roman" w:hAnsi="Times New Roman" w:cs="Times New Roman"/>
+                <w:rFonts w:cs="Times New Roman"/>
+                <w:bCs w:val="0"/>
                 <w:noProof/>
-                <w:sz w:val="28"/>
-                <w:szCs w:val="28"/>
               </w:rPr>
-              <w:t>Код программы</w:t>
+              <w:t>В</w:t>
             </w:r>
             <w:r>
               <w:rPr>
-                <w:rFonts w:ascii="Times New Roman" w:hAnsi="Times New Roman" w:cs="Times New Roman"/>
+                <w:rStyle w:val="ad"/>
+                <w:rFonts w:cs="Times New Roman"/>
+                <w:bCs w:val="0"/>
+                <w:noProof/>
+              </w:rPr>
+              <w:t>ыполненная работа</w:t>
+            </w:r>
+            <w:r>
+              <w:rPr>
+                <w:bCs w:val="0"/>
                 <w:noProof/>
                 <w:webHidden/>
-                <w:sz w:val="28"/>
-                <w:szCs w:val="28"/>
               </w:rPr>
               <w:tab/>
             </w:r>
             <w:r>
               <w:rPr>
-                <w:rFonts w:ascii="Times New Roman" w:hAnsi="Times New Roman" w:cs="Times New Roman"/>
+                <w:bCs w:val="0"/>
                 <w:noProof/>
                 <w:webHidden/>
-                <w:sz w:val="28"/>
-                <w:szCs w:val="28"/>
               </w:rPr>
               <w:fldChar w:fldCharType="begin"/>
             </w:r>
             <w:r>
               <w:rPr>
-                <w:rFonts w:ascii="Times New Roman" w:hAnsi="Times New Roman" w:cs="Times New Roman"/>
+                <w:bCs w:val="0"/>
                 <w:noProof/>
                 <w:webHidden/>
-                <w:sz w:val="28"/>
-                <w:szCs w:val="28"/>
               </w:rPr>
-              <w:instrText xml:space="preserve"> PAGEREF _Toc221649591 \h </w:instrText>
+              <w:instrText xml:space="preserve"> PAGEREF _Toc239371166 \h </w:instrText>
             </w:r>
             <w:r>
               <w:rPr>
-                <w:rFonts w:ascii="Times New Roman" w:hAnsi="Times New Roman" w:cs="Times New Roman"/>
+                <w:bCs w:val="0"/>
                 <w:noProof/>
                 <w:webHidden/>
-                <w:sz w:val="28"/>
-                <w:szCs w:val="28"/>
               </w:rPr>
             </w:r>
             <w:r>
               <w:rPr>
-                <w:rFonts w:ascii="Times New Roman" w:hAnsi="Times New Roman" w:cs="Times New Roman"/>
+                <w:bCs w:val="0"/>
                 <w:noProof/>
                 <w:webHidden/>
-                <w:sz w:val="28"/>
-                <w:szCs w:val="28"/>
               </w:rPr>
               <w:fldChar w:fldCharType="separate"/>
             </w:r>
             <w:r>
               <w:rPr>
-                <w:rFonts w:ascii="Times New Roman" w:hAnsi="Times New Roman" w:cs="Times New Roman"/>
+                <w:bCs w:val="0"/>
                 <w:noProof/>
                 <w:webHidden/>
-                <w:sz w:val="28"/>
-                <w:szCs w:val="28"/>
               </w:rPr>
-              <w:t>7</w:t>
+              <w:t>6</w:t>
             </w:r>
             <w:r>
               <w:rPr>
-                <w:rFonts w:ascii="Times New Roman" w:hAnsi="Times New Roman" w:cs="Times New Roman"/>
+                <w:bCs w:val="0"/>
                 <w:noProof/>
                 <w:webHidden/>
-                <w:sz w:val="28"/>
-                <w:szCs w:val="28"/>
               </w:rPr>
               <w:fldChar w:fldCharType="end"/>
             </w:r>
@@ -799,102 +665,78 @@
               <w:tab w:val="right" w:leader="dot" w:pos="9345"/>
             </w:tabs>
             <w:spacing w:line="360" w:lineRule="auto"/>
+            <w:jc w:val="center"/>
             <w:rPr>
-              <w:rFonts w:ascii="Times New Roman" w:eastAsiaTheme="minorEastAsia" w:hAnsi="Times New Roman" w:cs="Times New Roman"/>
+              <w:rFonts w:asciiTheme="minorHAnsi" w:eastAsiaTheme="minorEastAsia" w:hAnsiTheme="minorHAnsi" w:cstheme="minorBidi"/>
+              <w:bCs w:val="0"/>
               <w:noProof/>
-              <w:sz w:val="28"/>
-              <w:szCs w:val="28"/>
+              <w:color w:val="auto"/>
+              <w:sz w:val="24"/>
+              <w:szCs w:val="24"/>
               <w:lang w:eastAsia="ru-RU"/>
             </w:rPr>
           </w:pPr>
-          <w:hyperlink w:anchor="_Toc221649592" w:history="1">
+          <w:hyperlink w:anchor="_Toc239371167" w:history="1">
             <w:r>
               <w:rPr>
                 <w:rStyle w:val="ad"/>
-                <w:rFonts w:ascii="Times New Roman" w:hAnsi="Times New Roman" w:cs="Times New Roman"/>
+                <w:bCs w:val="0"/>
                 <w:noProof/>
-                <w:sz w:val="28"/>
-                <w:szCs w:val="28"/>
-                <w:lang w:val="en-US"/>
               </w:rPr>
-              <w:t>5</w:t>
+              <w:t>4. Вывод по работе</w:t>
             </w:r>
             <w:r>
               <w:rPr>
-                <w:rStyle w:val="ad"/>
-                <w:rFonts w:ascii="Times New Roman" w:hAnsi="Times New Roman" w:cs="Times New Roman"/>
-                <w:noProof/>
-                <w:sz w:val="28"/>
-                <w:szCs w:val="28"/>
-              </w:rPr>
-              <w:t>. Заключение</w:t>
-            </w:r>
-            <w:r>
-              <w:rPr>
-                <w:rFonts w:ascii="Times New Roman" w:hAnsi="Times New Roman" w:cs="Times New Roman"/>
+                <w:bCs w:val="0"/>
                 <w:noProof/>
                 <w:webHidden/>
-                <w:sz w:val="28"/>
-                <w:szCs w:val="28"/>
               </w:rPr>
               <w:tab/>
             </w:r>
             <w:r>
               <w:rPr>
-                <w:rFonts w:ascii="Times New Roman" w:hAnsi="Times New Roman" w:cs="Times New Roman"/>
+                <w:bCs w:val="0"/>
                 <w:noProof/>
                 <w:webHidden/>
-                <w:sz w:val="28"/>
-                <w:szCs w:val="28"/>
               </w:rPr>
               <w:fldChar w:fldCharType="begin"/>
             </w:r>
             <w:r>
               <w:rPr>
-                <w:rFonts w:ascii="Times New Roman" w:hAnsi="Times New Roman" w:cs="Times New Roman"/>
+                <w:bCs w:val="0"/>
                 <w:noProof/>
                 <w:webHidden/>
-                <w:sz w:val="28"/>
-                <w:szCs w:val="28"/>
               </w:rPr>
-              <w:instrText xml:space="preserve"> PAGEREF _Toc221649592 \h </w:instrText>
+              <w:instrText xml:space="preserve"> PAGEREF _Toc239371167 \h </w:instrText>
             </w:r>
             <w:r>
               <w:rPr>
-                <w:rFonts w:ascii="Times New Roman" w:hAnsi="Times New Roman" w:cs="Times New Roman"/>
+                <w:bCs w:val="0"/>
                 <w:noProof/>
                 <w:webHidden/>
-                <w:sz w:val="28"/>
-                <w:szCs w:val="28"/>
               </w:rPr>
             </w:r>
             <w:r>
               <w:rPr>
-                <w:rFonts w:ascii="Times New Roman" w:hAnsi="Times New Roman" w:cs="Times New Roman"/>
+                <w:bCs w:val="0"/>
                 <w:noProof/>
                 <w:webHidden/>
-                <w:sz w:val="28"/>
-                <w:szCs w:val="28"/>
               </w:rPr>
               <w:fldChar w:fldCharType="separate"/>
             </w:r>
             <w:r>
               <w:rPr>
-                <w:rFonts w:ascii="Times New Roman" w:hAnsi="Times New Roman" w:cs="Times New Roman"/>
+                <w:bCs w:val="0"/>
                 <w:noProof/>
                 <w:webHidden/>
-                <w:sz w:val="28"/>
-                <w:szCs w:val="28"/>
               </w:rPr>
-              <w:t>8</w:t>
+              <w:t>7</w:t>
             </w:r>
             <w:r>
               <w:rPr>
-                <w:rFonts w:ascii="Times New Roman" w:hAnsi="Times New Roman" w:cs="Times New Roman"/>
+                <w:bCs w:val="0"/>
                 <w:noProof/>
                 <w:webHidden/>
-                <w:sz w:val="28"/>
-                <w:szCs w:val="28"/>
               </w:rPr>
               <w:fldChar w:fldCharType="end"/>
             </w:r>
@@ -907,102 +749,79 @@
               <w:tab w:val="right" w:leader="dot" w:pos="9345"/>
             </w:tabs>
             <w:spacing w:line="360" w:lineRule="auto"/>
+            <w:jc w:val="center"/>
             <w:rPr>
-              <w:rFonts w:ascii="Times New Roman" w:eastAsiaTheme="minorEastAsia" w:hAnsi="Times New Roman" w:cs="Times New Roman"/>
+              <w:rFonts w:asciiTheme="minorHAnsi" w:eastAsiaTheme="minorEastAsia" w:hAnsiTheme="minorHAnsi" w:cstheme="minorBidi"/>
+              <w:bCs w:val="0"/>
               <w:noProof/>
-              <w:sz w:val="28"/>
-              <w:szCs w:val="28"/>
+              <w:color w:val="auto"/>
+              <w:sz w:val="24"/>
+              <w:szCs w:val="24"/>
               <w:lang w:eastAsia="ru-RU"/>
             </w:rPr>
           </w:pPr>
-          <w:hyperlink w:anchor="_Toc221649593" w:history="1">
+          <w:hyperlink w:anchor="_Toc239371168" w:history="1">
             <w:r>
               <w:rPr>
                 <w:rStyle w:val="ad"/>
-                <w:rFonts w:ascii="Times New Roman" w:hAnsi="Times New Roman" w:cs="Times New Roman"/>
+                <w:rFonts w:cs="Times New Roman"/>
+                <w:bCs w:val="0"/>
                 <w:noProof/>
-                <w:sz w:val="28"/>
-                <w:szCs w:val="28"/>
-                <w:lang w:val="en-US"/>
               </w:rPr>
-              <w:t>6</w:t>
+              <w:t>5. Список использованной литературы</w:t>
             </w:r>
             <w:r>
               <w:rPr>
-                <w:rStyle w:val="ad"/>
-                <w:rFonts w:ascii="Times New Roman" w:hAnsi="Times New Roman" w:cs="Times New Roman"/>
-                <w:noProof/>
-                <w:sz w:val="28"/>
-                <w:szCs w:val="28"/>
-              </w:rPr>
-              <w:t>. Список использованной литературы</w:t>
-            </w:r>
-            <w:r>
-              <w:rPr>
-                <w:rFonts w:ascii="Times New Roman" w:hAnsi="Times New Roman" w:cs="Times New Roman"/>
+                <w:bCs w:val="0"/>
                 <w:noProof/>
                 <w:webHidden/>
-                <w:sz w:val="28"/>
-                <w:szCs w:val="28"/>
               </w:rPr>
               <w:tab/>
             </w:r>
             <w:r>
               <w:rPr>
-                <w:rFonts w:ascii="Times New Roman" w:hAnsi="Times New Roman" w:cs="Times New Roman"/>
+                <w:bCs w:val="0"/>
                 <w:noProof/>
                 <w:webHidden/>
-                <w:sz w:val="28"/>
-                <w:szCs w:val="28"/>
               </w:rPr>
               <w:fldChar w:fldCharType="begin"/>
             </w:r>
             <w:r>
               <w:rPr>
-                <w:rFonts w:ascii="Times New Roman" w:hAnsi="Times New Roman" w:cs="Times New Roman"/>
+                <w:bCs w:val="0"/>
                 <w:noProof/>
                 <w:webHidden/>
-                <w:sz w:val="28"/>
-                <w:szCs w:val="28"/>
               </w:rPr>
-              <w:instrText xml:space="preserve"> PAGEREF _Toc221649593 \h </w:instrText>
+              <w:instrText xml:space="preserve"> PAGEREF _Toc239371168 \h </w:instrText>
             </w:r>
             <w:r>
               <w:rPr>
-                <w:rFonts w:ascii="Times New Roman" w:hAnsi="Times New Roman" w:cs="Times New Roman"/>
+                <w:bCs w:val="0"/>
                 <w:noProof/>
                 <w:webHidden/>
-                <w:sz w:val="28"/>
-                <w:szCs w:val="28"/>
               </w:rPr>
             </w:r>
             <w:r>
               <w:rPr>
-                <w:rFonts w:ascii="Times New Roman" w:hAnsi="Times New Roman" w:cs="Times New Roman"/>
+                <w:bCs w:val="0"/>
                 <w:noProof/>
                 <w:webHidden/>
-                <w:sz w:val="28"/>
-                <w:szCs w:val="28"/>
               </w:rPr>
               <w:fldChar w:fldCharType="separate"/>
             </w:r>
             <w:r>
               <w:rPr>
-                <w:rFonts w:ascii="Times New Roman" w:hAnsi="Times New Roman" w:cs="Times New Roman"/>
+                <w:bCs w:val="0"/>
                 <w:noProof/>
                 <w:webHidden/>
-                <w:sz w:val="28"/>
-                <w:szCs w:val="28"/>
               </w:rPr>
-              <w:t>9</w:t>
+              <w:t>8</w:t>
             </w:r>
             <w:r>
               <w:rPr>
-                <w:rFonts w:ascii="Times New Roman" w:hAnsi="Times New Roman" w:cs="Times New Roman"/>
+                <w:bCs w:val="0"/>
                 <w:noProof/>
                 <w:webHidden/>
-                <w:sz w:val="28"/>
-                <w:szCs w:val="28"/>
               </w:rPr>
               <w:fldChar w:fldCharType="end"/>
             </w:r>
@@ -1011,13 +830,11 @@
         <w:p>
           <w:pPr>
             <w:spacing w:line="360" w:lineRule="auto"/>
-            <w:jc w:val="both"/>
+            <w:jc w:val="center"/>
           </w:pPr>
           <w:r>
             <w:rPr>
-              <w:rFonts w:ascii="Times New Roman" w:hAnsi="Times New Roman" w:cs="Times New Roman"/>
-              <w:sz w:val="28"/>
-              <w:szCs w:val="28"/>
+              <w:bCs w:val="0"/>
             </w:rPr>
             <w:fldChar w:fldCharType="end"/>
           </w:r>
@@ -1027,17 +844,11 @@
     <w:p>
       <w:pPr>
         <w:rPr>
-          <w:rFonts w:ascii="Times New Roman" w:hAnsi="Times New Roman" w:cs="Times New Roman"/>
-          <w:sz w:val="28"/>
-          <w:szCs w:val="28"/>
           <w:lang w:val="en-US"/>
         </w:rPr>
       </w:pPr>
       <w:r>
         <w:rPr>
-          <w:rFonts w:ascii="Times New Roman" w:hAnsi="Times New Roman" w:cs="Times New Roman"/>
-          <w:sz w:val="28"/>
-          <w:szCs w:val="28"/>
           <w:lang w:val="en-US"/>
         </w:rPr>
         <w:br w:type="page"/>
@@ -1051,18 +862,17 @@
         <w:rPr>
           <w:rFonts w:ascii="Times New Roman" w:hAnsi="Times New Roman" w:cs="Times New Roman"/>
           <w:b/>
-          <w:bCs/>
+          <w:bCs w:val="0"/>
           <w:color w:val="000000" w:themeColor="text1"/>
           <w:sz w:val="28"/>
           <w:szCs w:val="28"/>
         </w:rPr>
       </w:pPr>
-      <w:bookmarkStart w:id="0" w:name="_Toc221649589"/>
+      <w:bookmarkStart w:id="0" w:name="_Toc239371164"/>
       <w:r>
         <w:rPr>
           <w:rFonts w:ascii="Times New Roman" w:hAnsi="Times New Roman" w:cs="Times New Roman"/>
           <w:b/>
-          <w:bCs/>
           <w:color w:val="000000" w:themeColor="text1"/>
           <w:sz w:val="28"/>
           <w:szCs w:val="28"/>
@@ -1076,12 +886,7 @@
       <w:pPr>
         <w:jc w:val="center"/>
         <w:rPr>
-          <w:rFonts w:ascii="Times New Roman" w:eastAsiaTheme="majorEastAsia" w:hAnsi="Times New Roman" w:cs="Times New Roman"/>
-          <w:b/>
-          <w:bCs/>
-          <w:color w:val="000000" w:themeColor="text1"/>
-          <w:sz w:val="28"/>
-          <w:szCs w:val="28"/>
+          <w:rFonts w:eastAsiaTheme="majorEastAsia"/>
         </w:rPr>
       </w:pPr>
       <w:r>
@@ -1089,8 +894,8 @@
           <w:noProof/>
         </w:rPr>
         <w:drawing>
-          <wp:inline distT="0" distB="0" distL="0" distR="0" wp14:anchorId="699A99E7" wp14:editId="4CD85716">
-            <wp:extent cx="4628147" cy="3530933"/>
+          <wp:inline distT="0" distB="0" distL="0" distR="0" wp14:anchorId="699A99E7" wp14:editId="313DA364">
+            <wp:extent cx="3735659" cy="3530600"/>
             <wp:effectExtent l="0" t="0" r="0" b="0"/>
             <wp:docPr id="1579586362" name="Рисунок 1" descr="Область для варианта"/>
             <wp:cNvGraphicFramePr>
@@ -1105,7 +910,7 @@
                       <a:picLocks noChangeAspect="1" noChangeArrowheads="1"/>
                     </pic:cNvPicPr>
                   </pic:nvPicPr>
-                  <pic:blipFill>
+                  <pic:blipFill rotWithShape="1">
                     <a:blip r:embed="rId9">
                       <a:extLst>
                         <a:ext uri="{28A0092B-C50C-407E-A947-70E740481C1C}">
@@ -1113,7 +918,7 @@
                         </a:ext>
                       </a:extLst>
                     </a:blip>
-                    <a:srcRect/>
+                    <a:srcRect r="19279"/>
                     <a:stretch>
                       <a:fillRect/>
                     </a:stretch>
@@ -1121,7 +926,7 @@
                   <pic:spPr bwMode="auto">
                     <a:xfrm>
                       <a:off x="0" y="0"/>
-                      <a:ext cx="4724820" cy="3604687"/>
+                      <a:ext cx="3831211" cy="3620907"/>
                     </a:xfrm>
                     <a:prstGeom prst="rect">
                       <a:avLst/>
@@ -1130,6 +935,11 @@
                     <a:ln>
                       <a:noFill/>
                     </a:ln>
+                    <a:extLst>
+                      <a:ext uri="{53640926-AAD7-44D8-BBD7-CCE9431645EC}">
+                        <a14:shadowObscured xmlns:a14="http://schemas.microsoft.com/office/drawing/2010/main"/>
+                      </a:ext>
+                    </a:extLst>
                   </pic:spPr>
                 </pic:pic>
               </a:graphicData>
@@ -1144,38 +954,26 @@
         <w:ind w:firstLine="708"/>
         <w:jc w:val="both"/>
         <w:rPr>
-          <w:rFonts w:ascii="Times New Roman" w:eastAsiaTheme="majorEastAsia" w:hAnsi="Times New Roman" w:cs="Times New Roman"/>
-          <w:color w:val="000000" w:themeColor="text1"/>
-          <w:sz w:val="28"/>
-          <w:szCs w:val="28"/>
-        </w:rPr>
-      </w:pPr>
-      <w:r>
-        <w:rPr>
-          <w:rFonts w:ascii="Times New Roman" w:eastAsiaTheme="majorEastAsia" w:hAnsi="Times New Roman" w:cs="Times New Roman"/>
-          <w:color w:val="000000" w:themeColor="text1"/>
-          <w:sz w:val="28"/>
-          <w:szCs w:val="28"/>
+          <w:rFonts w:eastAsiaTheme="majorEastAsia"/>
+        </w:rPr>
+      </w:pPr>
+      <w:r>
+        <w:rPr>
+          <w:rFonts w:eastAsiaTheme="majorEastAsia"/>
         </w:rPr>
         <w:t xml:space="preserve">Разработать HTML-страницу с JS и CSS, определяющую попадание точки на координатной плоскости в заданную область. Область задается по варианту и приведена выше на рисунке. Требуется нарисовать ее средствами </w:t>
       </w:r>
       <w:proofErr w:type="spellStart"/>
       <w:r>
         <w:rPr>
-          <w:rFonts w:ascii="Times New Roman" w:eastAsiaTheme="majorEastAsia" w:hAnsi="Times New Roman" w:cs="Times New Roman"/>
-          <w:color w:val="000000" w:themeColor="text1"/>
-          <w:sz w:val="28"/>
-          <w:szCs w:val="28"/>
+          <w:rFonts w:eastAsiaTheme="majorEastAsia"/>
         </w:rPr>
         <w:t>Canvas</w:t>
       </w:r>
       <w:proofErr w:type="spellEnd"/>
       <w:r>
         <w:rPr>
-          <w:rFonts w:ascii="Times New Roman" w:eastAsiaTheme="majorEastAsia" w:hAnsi="Times New Roman" w:cs="Times New Roman"/>
-          <w:color w:val="000000" w:themeColor="text1"/>
-          <w:sz w:val="28"/>
-          <w:szCs w:val="28"/>
+          <w:rFonts w:eastAsiaTheme="majorEastAsia"/>
         </w:rPr>
         <w:t>.</w:t>
       </w:r>
@@ -1186,18 +984,12 @@
         <w:ind w:firstLine="708"/>
         <w:jc w:val="both"/>
         <w:rPr>
-          <w:rFonts w:ascii="Times New Roman" w:eastAsiaTheme="majorEastAsia" w:hAnsi="Times New Roman" w:cs="Times New Roman"/>
-          <w:color w:val="000000" w:themeColor="text1"/>
-          <w:sz w:val="28"/>
-          <w:szCs w:val="28"/>
-        </w:rPr>
-      </w:pPr>
-      <w:r>
-        <w:rPr>
-          <w:rFonts w:ascii="Times New Roman" w:eastAsiaTheme="majorEastAsia" w:hAnsi="Times New Roman" w:cs="Times New Roman"/>
-          <w:color w:val="000000" w:themeColor="text1"/>
-          <w:sz w:val="28"/>
-          <w:szCs w:val="28"/>
+          <w:rFonts w:eastAsiaTheme="majorEastAsia"/>
+        </w:rPr>
+      </w:pPr>
+      <w:r>
+        <w:rPr>
+          <w:rFonts w:eastAsiaTheme="majorEastAsia"/>
         </w:rPr>
         <w:t>Кроме координатной плоскости, на странице должна быть HTML форма с полями X, Y, R. На рисунке по вашему варианту кроме самой координатной области определены типы полей формы и область допустимых значений для каждого поля. Страница должна содержать сценарий на языке JavaScript, осуществляющий валидацию значений, вводимых пользователем в поля формы. Любые некорректные значения (например, буквы в координатах точки или отрицательный радиус) должны блокироваться.</w:t>
       </w:r>
@@ -1208,38 +1000,26 @@
         <w:ind w:firstLine="708"/>
         <w:jc w:val="both"/>
         <w:rPr>
-          <w:rFonts w:ascii="Times New Roman" w:eastAsiaTheme="majorEastAsia" w:hAnsi="Times New Roman" w:cs="Times New Roman"/>
-          <w:color w:val="000000" w:themeColor="text1"/>
-          <w:sz w:val="28"/>
-          <w:szCs w:val="28"/>
-        </w:rPr>
-      </w:pPr>
-      <w:r>
-        <w:rPr>
-          <w:rFonts w:ascii="Times New Roman" w:eastAsiaTheme="majorEastAsia" w:hAnsi="Times New Roman" w:cs="Times New Roman"/>
-          <w:color w:val="000000" w:themeColor="text1"/>
-          <w:sz w:val="28"/>
-          <w:szCs w:val="28"/>
+          <w:rFonts w:eastAsiaTheme="majorEastAsia"/>
+        </w:rPr>
+      </w:pPr>
+      <w:r>
+        <w:rPr>
+          <w:rFonts w:eastAsiaTheme="majorEastAsia"/>
         </w:rPr>
         <w:t xml:space="preserve">Точки должны определяться на основе данных формы, факт попадания точки должен вычисляться при помощи JS в момент отправки формы. Результаты проверок должны отображаться в таблице на странице, а также сохраняться при перезагрузке страницы. Для реализации сохранения точек между перезагрузками требуется использовать </w:t>
       </w:r>
       <w:proofErr w:type="spellStart"/>
       <w:r>
         <w:rPr>
-          <w:rFonts w:ascii="Times New Roman" w:eastAsiaTheme="majorEastAsia" w:hAnsi="Times New Roman" w:cs="Times New Roman"/>
-          <w:color w:val="000000" w:themeColor="text1"/>
-          <w:sz w:val="28"/>
-          <w:szCs w:val="28"/>
+          <w:rFonts w:eastAsiaTheme="majorEastAsia"/>
         </w:rPr>
         <w:t>LocalStorage</w:t>
       </w:r>
       <w:proofErr w:type="spellEnd"/>
       <w:r>
         <w:rPr>
-          <w:rFonts w:ascii="Times New Roman" w:eastAsiaTheme="majorEastAsia" w:hAnsi="Times New Roman" w:cs="Times New Roman"/>
-          <w:color w:val="000000" w:themeColor="text1"/>
-          <w:sz w:val="28"/>
-          <w:szCs w:val="28"/>
+          <w:rFonts w:eastAsiaTheme="majorEastAsia"/>
         </w:rPr>
         <w:t>.</w:t>
       </w:r>
@@ -1249,10 +1029,7 @@
         <w:spacing w:line="360" w:lineRule="auto"/>
         <w:jc w:val="both"/>
         <w:rPr>
-          <w:rFonts w:ascii="Times New Roman" w:eastAsiaTheme="majorEastAsia" w:hAnsi="Times New Roman" w:cs="Times New Roman"/>
-          <w:color w:val="000000" w:themeColor="text1"/>
-          <w:sz w:val="28"/>
-          <w:szCs w:val="28"/>
+          <w:rFonts w:eastAsiaTheme="majorEastAsia"/>
         </w:rPr>
       </w:pPr>
     </w:p>
@@ -1262,56 +1039,38 @@
         <w:ind w:firstLine="708"/>
         <w:jc w:val="both"/>
         <w:rPr>
-          <w:rFonts w:ascii="Times New Roman" w:eastAsiaTheme="majorEastAsia" w:hAnsi="Times New Roman" w:cs="Times New Roman"/>
-          <w:color w:val="000000" w:themeColor="text1"/>
-          <w:sz w:val="28"/>
-          <w:szCs w:val="28"/>
-        </w:rPr>
-      </w:pPr>
-      <w:r>
-        <w:rPr>
-          <w:rFonts w:ascii="Times New Roman" w:eastAsiaTheme="majorEastAsia" w:hAnsi="Times New Roman" w:cs="Times New Roman"/>
-          <w:color w:val="000000" w:themeColor="text1"/>
-          <w:sz w:val="28"/>
-          <w:szCs w:val="28"/>
+          <w:rFonts w:eastAsiaTheme="majorEastAsia"/>
+        </w:rPr>
+      </w:pPr>
+      <w:r>
+        <w:rPr>
+          <w:rFonts w:eastAsiaTheme="majorEastAsia"/>
         </w:rPr>
         <w:t>Помимо данных из формы в таблице результатов должно отображаться дата и время, когда была выполнена проверка. Дата и время должны отображ</w:t>
       </w:r>
       <w:r>
         <w:rPr>
-          <w:rFonts w:ascii="Times New Roman" w:eastAsiaTheme="majorEastAsia" w:hAnsi="Times New Roman" w:cs="Times New Roman"/>
-          <w:color w:val="000000" w:themeColor="text1"/>
-          <w:sz w:val="28"/>
-          <w:szCs w:val="28"/>
+          <w:rFonts w:eastAsiaTheme="majorEastAsia"/>
         </w:rPr>
         <w:t>а</w:t>
       </w:r>
       <w:r>
         <w:rPr>
-          <w:rFonts w:ascii="Times New Roman" w:eastAsiaTheme="majorEastAsia" w:hAnsi="Times New Roman" w:cs="Times New Roman"/>
-          <w:color w:val="000000" w:themeColor="text1"/>
-          <w:sz w:val="28"/>
-          <w:szCs w:val="28"/>
+          <w:rFonts w:eastAsiaTheme="majorEastAsia"/>
         </w:rPr>
         <w:t xml:space="preserve">ться с учетом часового пояса клиентского устройства, т.е. при смене часового пояса на устройстве отображаемые даты и время должны корректным образом </w:t>
       </w:r>
       <w:proofErr w:type="spellStart"/>
       <w:r>
         <w:rPr>
-          <w:rFonts w:ascii="Times New Roman" w:eastAsiaTheme="majorEastAsia" w:hAnsi="Times New Roman" w:cs="Times New Roman"/>
-          <w:color w:val="000000" w:themeColor="text1"/>
-          <w:sz w:val="28"/>
-          <w:szCs w:val="28"/>
+          <w:rFonts w:eastAsiaTheme="majorEastAsia"/>
         </w:rPr>
         <w:t>пересчитаться</w:t>
       </w:r>
       <w:proofErr w:type="spellEnd"/>
       <w:r>
         <w:rPr>
-          <w:rFonts w:ascii="Times New Roman" w:eastAsiaTheme="majorEastAsia" w:hAnsi="Times New Roman" w:cs="Times New Roman"/>
-          <w:color w:val="000000" w:themeColor="text1"/>
-          <w:sz w:val="28"/>
-          <w:szCs w:val="28"/>
+          <w:rFonts w:eastAsiaTheme="majorEastAsia"/>
         </w:rPr>
         <w:t>, чтобы отображать тот же самый момент времени. Требуется отображать дату и время строго в русской локализации.</w:t>
       </w:r>
@@ -1322,38 +1081,26 @@
         <w:ind w:firstLine="708"/>
         <w:jc w:val="both"/>
         <w:rPr>
-          <w:rFonts w:ascii="Times New Roman" w:eastAsiaTheme="majorEastAsia" w:hAnsi="Times New Roman" w:cs="Times New Roman"/>
-          <w:color w:val="000000" w:themeColor="text1"/>
-          <w:sz w:val="28"/>
-          <w:szCs w:val="28"/>
-        </w:rPr>
-      </w:pPr>
-      <w:r>
-        <w:rPr>
-          <w:rFonts w:ascii="Times New Roman" w:eastAsiaTheme="majorEastAsia" w:hAnsi="Times New Roman" w:cs="Times New Roman"/>
-          <w:color w:val="000000" w:themeColor="text1"/>
-          <w:sz w:val="28"/>
-          <w:szCs w:val="28"/>
+          <w:rFonts w:eastAsiaTheme="majorEastAsia"/>
+        </w:rPr>
+      </w:pPr>
+      <w:r>
+        <w:rPr>
+          <w:rFonts w:eastAsiaTheme="majorEastAsia"/>
         </w:rPr>
         <w:t xml:space="preserve">Разработанная HTML-страница и все необходимые для нее CSS и JS файлы должны быть развёрнуты на сервере </w:t>
       </w:r>
       <w:proofErr w:type="spellStart"/>
       <w:r>
         <w:rPr>
-          <w:rFonts w:ascii="Times New Roman" w:eastAsiaTheme="majorEastAsia" w:hAnsi="Times New Roman" w:cs="Times New Roman"/>
-          <w:color w:val="000000" w:themeColor="text1"/>
-          <w:sz w:val="28"/>
-          <w:szCs w:val="28"/>
+          <w:rFonts w:eastAsiaTheme="majorEastAsia"/>
         </w:rPr>
         <w:t>Helios</w:t>
       </w:r>
       <w:proofErr w:type="spellEnd"/>
       <w:r>
         <w:rPr>
-          <w:rFonts w:ascii="Times New Roman" w:eastAsiaTheme="majorEastAsia" w:hAnsi="Times New Roman" w:cs="Times New Roman"/>
-          <w:color w:val="000000" w:themeColor="text1"/>
-          <w:sz w:val="28"/>
-          <w:szCs w:val="28"/>
+          <w:rFonts w:eastAsiaTheme="majorEastAsia"/>
         </w:rPr>
         <w:t xml:space="preserve"> под управлением штатного веб-сервера и быть публично доступны.</w:t>
       </w:r>
@@ -1364,18 +1111,12 @@
         <w:ind w:firstLine="708"/>
         <w:jc w:val="both"/>
         <w:rPr>
-          <w:rFonts w:ascii="Times New Roman" w:eastAsiaTheme="majorEastAsia" w:hAnsi="Times New Roman" w:cs="Times New Roman"/>
-          <w:color w:val="000000" w:themeColor="text1"/>
-          <w:sz w:val="28"/>
-          <w:szCs w:val="28"/>
-        </w:rPr>
-      </w:pPr>
-      <w:r>
-        <w:rPr>
-          <w:rFonts w:ascii="Times New Roman" w:eastAsiaTheme="majorEastAsia" w:hAnsi="Times New Roman" w:cs="Times New Roman"/>
-          <w:color w:val="000000" w:themeColor="text1"/>
-          <w:sz w:val="28"/>
-          <w:szCs w:val="28"/>
+          <w:rFonts w:eastAsiaTheme="majorEastAsia"/>
+        </w:rPr>
+      </w:pPr>
+      <w:r>
+        <w:rPr>
+          <w:rFonts w:eastAsiaTheme="majorEastAsia"/>
         </w:rPr>
         <w:t>Разработанная HTML-страница должна удовлетворять следующим требованиям (требования различаются между вариантами!):</w:t>
       </w:r>
@@ -1390,18 +1131,12 @@
         <w:spacing w:line="360" w:lineRule="auto"/>
         <w:jc w:val="both"/>
         <w:rPr>
-          <w:rFonts w:ascii="Times New Roman" w:eastAsiaTheme="majorEastAsia" w:hAnsi="Times New Roman" w:cs="Times New Roman"/>
-          <w:color w:val="000000" w:themeColor="text1"/>
-          <w:sz w:val="28"/>
-          <w:szCs w:val="28"/>
-        </w:rPr>
-      </w:pPr>
-      <w:r>
-        <w:rPr>
-          <w:rFonts w:ascii="Times New Roman" w:eastAsiaTheme="majorEastAsia" w:hAnsi="Times New Roman" w:cs="Times New Roman"/>
-          <w:color w:val="000000" w:themeColor="text1"/>
-          <w:sz w:val="28"/>
-          <w:szCs w:val="28"/>
+          <w:rFonts w:eastAsiaTheme="majorEastAsia"/>
+        </w:rPr>
+      </w:pPr>
+      <w:r>
+        <w:rPr>
+          <w:rFonts w:eastAsiaTheme="majorEastAsia"/>
         </w:rPr>
         <w:t>Для расположения текстовых и графических элементов необходимо использовать табличную верстку.</w:t>
       </w:r>
@@ -1416,18 +1151,12 @@
         <w:spacing w:line="360" w:lineRule="auto"/>
         <w:jc w:val="both"/>
         <w:rPr>
-          <w:rFonts w:ascii="Times New Roman" w:eastAsiaTheme="majorEastAsia" w:hAnsi="Times New Roman" w:cs="Times New Roman"/>
-          <w:color w:val="000000" w:themeColor="text1"/>
-          <w:sz w:val="28"/>
-          <w:szCs w:val="28"/>
-        </w:rPr>
-      </w:pPr>
-      <w:r>
-        <w:rPr>
-          <w:rFonts w:ascii="Times New Roman" w:eastAsiaTheme="majorEastAsia" w:hAnsi="Times New Roman" w:cs="Times New Roman"/>
-          <w:color w:val="000000" w:themeColor="text1"/>
-          <w:sz w:val="28"/>
-          <w:szCs w:val="28"/>
+          <w:rFonts w:eastAsiaTheme="majorEastAsia"/>
+        </w:rPr>
+      </w:pPr>
+      <w:r>
+        <w:rPr>
+          <w:rFonts w:eastAsiaTheme="majorEastAsia"/>
         </w:rPr>
         <w:t>Таблицы стилей должны располагаться в самом веб-документе.</w:t>
       </w:r>
@@ -1442,38 +1171,26 @@
         <w:spacing w:line="360" w:lineRule="auto"/>
         <w:jc w:val="both"/>
         <w:rPr>
-          <w:rFonts w:ascii="Times New Roman" w:eastAsiaTheme="majorEastAsia" w:hAnsi="Times New Roman" w:cs="Times New Roman"/>
-          <w:color w:val="000000" w:themeColor="text1"/>
-          <w:sz w:val="28"/>
-          <w:szCs w:val="28"/>
-        </w:rPr>
-      </w:pPr>
-      <w:r>
-        <w:rPr>
-          <w:rFonts w:ascii="Times New Roman" w:eastAsiaTheme="majorEastAsia" w:hAnsi="Times New Roman" w:cs="Times New Roman"/>
-          <w:color w:val="000000" w:themeColor="text1"/>
-          <w:sz w:val="28"/>
-          <w:szCs w:val="28"/>
+          <w:rFonts w:eastAsiaTheme="majorEastAsia"/>
+        </w:rPr>
+      </w:pPr>
+      <w:r>
+        <w:rPr>
+          <w:rFonts w:eastAsiaTheme="majorEastAsia"/>
         </w:rPr>
         <w:t xml:space="preserve">При работе с CSS должно быть продемонстрировано использование селекторов атрибутов, селекторов элементов, селекторов дочерних элементов, селекторов </w:t>
       </w:r>
       <w:proofErr w:type="spellStart"/>
       <w:r>
         <w:rPr>
-          <w:rFonts w:ascii="Times New Roman" w:eastAsiaTheme="majorEastAsia" w:hAnsi="Times New Roman" w:cs="Times New Roman"/>
-          <w:color w:val="000000" w:themeColor="text1"/>
-          <w:sz w:val="28"/>
-          <w:szCs w:val="28"/>
+          <w:rFonts w:eastAsiaTheme="majorEastAsia"/>
         </w:rPr>
         <w:t>псевдоэлементов</w:t>
       </w:r>
       <w:proofErr w:type="spellEnd"/>
       <w:r>
         <w:rPr>
-          <w:rFonts w:ascii="Times New Roman" w:eastAsiaTheme="majorEastAsia" w:hAnsi="Times New Roman" w:cs="Times New Roman"/>
-          <w:color w:val="000000" w:themeColor="text1"/>
-          <w:sz w:val="28"/>
-          <w:szCs w:val="28"/>
+          <w:rFonts w:eastAsiaTheme="majorEastAsia"/>
         </w:rPr>
         <w:t>, а также такие свойства стилей CSS, как наследование и каскадирование.</w:t>
       </w:r>
@@ -1488,38 +1205,26 @@
         <w:spacing w:line="360" w:lineRule="auto"/>
         <w:jc w:val="both"/>
         <w:rPr>
-          <w:rFonts w:ascii="Times New Roman" w:eastAsiaTheme="majorEastAsia" w:hAnsi="Times New Roman" w:cs="Times New Roman"/>
-          <w:color w:val="000000" w:themeColor="text1"/>
-          <w:sz w:val="28"/>
-          <w:szCs w:val="28"/>
-        </w:rPr>
-      </w:pPr>
-      <w:r>
-        <w:rPr>
-          <w:rFonts w:ascii="Times New Roman" w:eastAsiaTheme="majorEastAsia" w:hAnsi="Times New Roman" w:cs="Times New Roman"/>
-          <w:color w:val="000000" w:themeColor="text1"/>
-          <w:sz w:val="28"/>
-          <w:szCs w:val="28"/>
+          <w:rFonts w:eastAsiaTheme="majorEastAsia"/>
+        </w:rPr>
+      </w:pPr>
+      <w:r>
+        <w:rPr>
+          <w:rFonts w:eastAsiaTheme="majorEastAsia"/>
         </w:rPr>
         <w:t>HTML-страница должна иметь «шапку», содержащую ФИО студента, номер группы и номер варианта. При оформлении шапки необходимо явным образом задать шрифт (</w:t>
       </w:r>
       <w:proofErr w:type="spellStart"/>
       <w:r>
         <w:rPr>
-          <w:rFonts w:ascii="Times New Roman" w:eastAsiaTheme="majorEastAsia" w:hAnsi="Times New Roman" w:cs="Times New Roman"/>
-          <w:color w:val="000000" w:themeColor="text1"/>
-          <w:sz w:val="28"/>
-          <w:szCs w:val="28"/>
+          <w:rFonts w:eastAsiaTheme="majorEastAsia"/>
         </w:rPr>
         <w:t>serif</w:t>
       </w:r>
       <w:proofErr w:type="spellEnd"/>
       <w:r>
         <w:rPr>
-          <w:rFonts w:ascii="Times New Roman" w:eastAsiaTheme="majorEastAsia" w:hAnsi="Times New Roman" w:cs="Times New Roman"/>
-          <w:color w:val="000000" w:themeColor="text1"/>
-          <w:sz w:val="28"/>
-          <w:szCs w:val="28"/>
+          <w:rFonts w:eastAsiaTheme="majorEastAsia"/>
         </w:rPr>
         <w:t>), его цвет и размер в каскадной таблице стилей.</w:t>
       </w:r>
@@ -1534,96 +1239,79 @@
         <w:spacing w:line="360" w:lineRule="auto"/>
         <w:jc w:val="both"/>
         <w:rPr>
-          <w:rFonts w:ascii="Times New Roman" w:eastAsiaTheme="majorEastAsia" w:hAnsi="Times New Roman" w:cs="Times New Roman"/>
+          <w:rFonts w:eastAsiaTheme="majorEastAsia"/>
+        </w:rPr>
+      </w:pPr>
+      <w:r>
+        <w:rPr>
+          <w:rFonts w:eastAsiaTheme="majorEastAsia"/>
+        </w:rPr>
+        <w:t>Отступы элементов ввода должны задаваться в пикселях.</w:t>
+      </w:r>
+    </w:p>
+    <w:p>
+      <w:pPr>
+        <w:rPr>
+          <w:rFonts w:eastAsiaTheme="majorEastAsia"/>
+        </w:rPr>
+      </w:pPr>
+      <w:r>
+        <w:rPr>
+          <w:rFonts w:eastAsiaTheme="majorEastAsia"/>
+        </w:rPr>
+        <w:br w:type="page"/>
+      </w:r>
+    </w:p>
+    <w:p>
+      <w:pPr>
+        <w:pStyle w:val="1"/>
+        <w:spacing w:line="360" w:lineRule="auto"/>
+        <w:jc w:val="center"/>
+        <w:rPr>
+          <w:rFonts w:ascii="Times New Roman" w:hAnsi="Times New Roman" w:cs="Times New Roman"/>
+          <w:b/>
+          <w:bCs w:val="0"/>
           <w:color w:val="000000" w:themeColor="text1"/>
           <w:sz w:val="28"/>
           <w:szCs w:val="28"/>
         </w:rPr>
       </w:pPr>
-      <w:r>
-        <w:rPr>
-          <w:rFonts w:ascii="Times New Roman" w:eastAsiaTheme="majorEastAsia" w:hAnsi="Times New Roman" w:cs="Times New Roman"/>
+      <w:bookmarkStart w:id="1" w:name="_Toc239371165"/>
+      <w:r>
+        <w:rPr>
+          <w:rFonts w:ascii="Times New Roman" w:hAnsi="Times New Roman" w:cs="Times New Roman"/>
+          <w:b/>
           <w:color w:val="000000" w:themeColor="text1"/>
           <w:sz w:val="28"/>
           <w:szCs w:val="28"/>
         </w:rPr>
-        <w:t>Отступы элементов ввода должны задаваться в пикселях.</w:t>
-      </w:r>
-    </w:p>
-    <w:p>
-      <w:pPr>
-        <w:rPr>
-          <w:rFonts w:ascii="Times New Roman" w:eastAsiaTheme="majorEastAsia" w:hAnsi="Times New Roman" w:cs="Times New Roman"/>
+        <w:lastRenderedPageBreak/>
+        <w:t>2</w:t>
+      </w:r>
+      <w:r>
+        <w:rPr>
+          <w:rFonts w:ascii="Times New Roman" w:hAnsi="Times New Roman" w:cs="Times New Roman"/>
+          <w:b/>
           <w:color w:val="000000" w:themeColor="text1"/>
           <w:sz w:val="28"/>
           <w:szCs w:val="28"/>
         </w:rPr>
-      </w:pPr>
-      <w:r>
-        <w:rPr>
-          <w:rFonts w:ascii="Times New Roman" w:eastAsiaTheme="majorEastAsia" w:hAnsi="Times New Roman" w:cs="Times New Roman"/>
+        <w:t xml:space="preserve">. </w:t>
+      </w:r>
+      <w:r>
+        <w:rPr>
+          <w:rFonts w:ascii="Times New Roman" w:hAnsi="Times New Roman" w:cs="Times New Roman"/>
+          <w:b/>
           <w:color w:val="000000" w:themeColor="text1"/>
           <w:sz w:val="28"/>
           <w:szCs w:val="28"/>
         </w:rPr>
-        <w:br w:type="page"/>
-      </w:r>
-    </w:p>
-    <w:p>
-      <w:pPr>
-        <w:pStyle w:val="1"/>
-        <w:spacing w:line="360" w:lineRule="auto"/>
-        <w:jc w:val="center"/>
-        <w:rPr>
-          <w:rFonts w:asciiTheme="minorHAnsi" w:hAnsiTheme="minorHAnsi" w:cstheme="minorBidi"/>
-          <w:i/>
-          <w:iCs/>
-          <w:color w:val="000000" w:themeColor="text1"/>
-          <w:sz w:val="26"/>
-          <w:szCs w:val="26"/>
-        </w:rPr>
-      </w:pPr>
-      <w:bookmarkStart w:id="1" w:name="_Toc221649590"/>
+        <w:t xml:space="preserve">Исходные коды </w:t>
+      </w:r>
       <w:r>
         <w:rPr>
           <w:rFonts w:ascii="Times New Roman" w:hAnsi="Times New Roman" w:cs="Times New Roman"/>
           <w:b/>
-          <w:bCs/>
-          <w:color w:val="000000" w:themeColor="text1"/>
-          <w:sz w:val="28"/>
-          <w:szCs w:val="28"/>
-        </w:rPr>
-        <w:lastRenderedPageBreak/>
-        <w:t>2</w:t>
-      </w:r>
-      <w:r>
-        <w:rPr>
-          <w:rFonts w:ascii="Times New Roman" w:hAnsi="Times New Roman" w:cs="Times New Roman"/>
-          <w:b/>
-          <w:bCs/>
-          <w:color w:val="000000" w:themeColor="text1"/>
-          <w:sz w:val="28"/>
-          <w:szCs w:val="28"/>
-        </w:rPr>
-        <w:t xml:space="preserve">. </w:t>
-      </w:r>
-      <w:bookmarkEnd w:id="1"/>
-      <w:r>
-        <w:rPr>
-          <w:rFonts w:ascii="Times New Roman" w:hAnsi="Times New Roman" w:cs="Times New Roman"/>
-          <w:b/>
-          <w:bCs/>
-          <w:color w:val="000000" w:themeColor="text1"/>
-          <w:sz w:val="28"/>
-          <w:szCs w:val="28"/>
-        </w:rPr>
-        <w:t xml:space="preserve">Исходные коды </w:t>
-      </w:r>
-      <w:r>
-        <w:rPr>
-          <w:rFonts w:ascii="Times New Roman" w:hAnsi="Times New Roman" w:cs="Times New Roman"/>
-          <w:b/>
-          <w:bCs/>
           <w:color w:val="000000" w:themeColor="text1"/>
           <w:sz w:val="28"/>
           <w:szCs w:val="28"/>
@@ -1635,7 +1323,6 @@
         <w:rPr>
           <w:rFonts w:ascii="Times New Roman" w:hAnsi="Times New Roman" w:cs="Times New Roman"/>
           <w:b/>
-          <w:bCs/>
           <w:color w:val="000000" w:themeColor="text1"/>
           <w:sz w:val="28"/>
           <w:szCs w:val="28"/>
@@ -1646,7 +1333,6 @@
         <w:rPr>
           <w:rFonts w:ascii="Times New Roman" w:hAnsi="Times New Roman" w:cs="Times New Roman"/>
           <w:b/>
-          <w:bCs/>
           <w:color w:val="000000" w:themeColor="text1"/>
           <w:sz w:val="28"/>
           <w:szCs w:val="28"/>
@@ -1658,29 +1344,16 @@
         <w:rPr>
           <w:rFonts w:ascii="Times New Roman" w:hAnsi="Times New Roman" w:cs="Times New Roman"/>
           <w:b/>
-          <w:bCs/>
           <w:color w:val="000000" w:themeColor="text1"/>
           <w:sz w:val="28"/>
           <w:szCs w:val="28"/>
         </w:rPr>
-        <w:t xml:space="preserve"> </w:t>
+        <w:t xml:space="preserve"> и </w:t>
       </w:r>
       <w:r>
         <w:rPr>
           <w:rFonts w:ascii="Times New Roman" w:hAnsi="Times New Roman" w:cs="Times New Roman"/>
           <w:b/>
-          <w:bCs/>
-          <w:color w:val="000000" w:themeColor="text1"/>
-          <w:sz w:val="28"/>
-          <w:szCs w:val="28"/>
-        </w:rPr>
-        <w:t xml:space="preserve">и </w:t>
-      </w:r>
-      <w:r>
-        <w:rPr>
-          <w:rFonts w:ascii="Times New Roman" w:hAnsi="Times New Roman" w:cs="Times New Roman"/>
-          <w:b/>
-          <w:bCs/>
           <w:color w:val="000000" w:themeColor="text1"/>
           <w:sz w:val="28"/>
           <w:szCs w:val="28"/>
@@ -1692,23 +1365,343 @@
         <w:rPr>
           <w:rFonts w:ascii="Times New Roman" w:hAnsi="Times New Roman" w:cs="Times New Roman"/>
           <w:b/>
-          <w:bCs/>
           <w:color w:val="000000" w:themeColor="text1"/>
           <w:sz w:val="28"/>
           <w:szCs w:val="28"/>
         </w:rPr>
-        <w:t xml:space="preserve"> </w:t>
-      </w:r>
-      <w:r>
+        <w:t xml:space="preserve"> файлов</w:t>
+      </w:r>
+      <w:bookmarkEnd w:id="1"/>
+    </w:p>
+    <w:p>
+      <w:pPr>
+        <w:spacing w:line="360" w:lineRule="auto"/>
+        <w:rPr>
+          <w:rFonts w:cs="Times New Roman (Основной текст"/>
+          <w:lang w:val="en-US"/>
+        </w:rPr>
+      </w:pPr>
+      <w:r>
+        <w:rPr>
+          <w:rFonts w:cs="Times New Roman (Основной текст"/>
+          <w:lang w:val="en-US"/>
+        </w:rPr>
+        <w:t xml:space="preserve">HTML </w:t>
+      </w:r>
+      <w:r>
+        <w:rPr>
+          <w:rFonts w:cs="Times New Roman (Основной текст"/>
+        </w:rPr>
+        <w:t>документ</w:t>
+      </w:r>
+      <w:r>
+        <w:rPr>
+          <w:rFonts w:cs="Times New Roman (Основной текст"/>
+          <w:lang w:val="en-US"/>
+        </w:rPr>
+        <w:t>:</w:t>
+      </w:r>
+    </w:p>
+    <w:p>
+      <w:pPr>
+        <w:spacing w:line="360" w:lineRule="auto"/>
+        <w:jc w:val="center"/>
+        <w:rPr>
+          <w:rFonts w:cs="Times New Roman (Основной текст"/>
+          <w:i/>
+          <w:iCs/>
+          <w:lang w:val="en-US"/>
+        </w:rPr>
+      </w:pPr>
+      <w:hyperlink r:id="rId10" w:history="1">
+        <w:r>
+          <w:rPr>
+            <w:rStyle w:val="ad"/>
+            <w:rFonts w:cs="Times New Roman (Основной текст"/>
+            <w:i/>
+            <w:iCs/>
+            <w:lang w:val="en-US"/>
+          </w:rPr>
+          <w:t>https://github.com/tetraminomusic/itmo_sem3/blob/main/web/lab1/src/index.html</w:t>
+        </w:r>
+      </w:hyperlink>
+    </w:p>
+    <w:p>
+      <w:pPr>
+        <w:spacing w:line="360" w:lineRule="auto"/>
+        <w:rPr>
+          <w:rFonts w:cs="Times New Roman (Основной текст"/>
+          <w:lang w:val="en-US"/>
+        </w:rPr>
+      </w:pPr>
+      <w:r>
+        <w:rPr>
+          <w:rFonts w:cs="Times New Roman (Основной текст"/>
+          <w:lang w:val="en-US"/>
+        </w:rPr>
+        <w:t xml:space="preserve">CSS </w:t>
+      </w:r>
+      <w:r>
+        <w:rPr>
+          <w:rFonts w:cs="Times New Roman (Основной текст"/>
+        </w:rPr>
+        <w:t>документ</w:t>
+      </w:r>
+      <w:r>
+        <w:rPr>
+          <w:rFonts w:cs="Times New Roman (Основной текст"/>
+          <w:lang w:val="en-US"/>
+        </w:rPr>
+        <w:t>:</w:t>
+      </w:r>
+    </w:p>
+    <w:p>
+      <w:pPr>
+        <w:spacing w:line="360" w:lineRule="auto"/>
+        <w:jc w:val="center"/>
+        <w:rPr>
+          <w:rFonts w:cs="Times New Roman (Основной текст"/>
+          <w:i/>
+          <w:iCs/>
+          <w:lang w:val="en-US"/>
+        </w:rPr>
+      </w:pPr>
+      <w:hyperlink r:id="rId11" w:history="1">
+        <w:r>
+          <w:rPr>
+            <w:rStyle w:val="ad"/>
+            <w:rFonts w:cs="Times New Roman (Основной текст"/>
+            <w:i/>
+            <w:iCs/>
+            <w:lang w:val="en-US"/>
+          </w:rPr>
+          <w:t>https://github.com/tetraminomusic/itmo_sem3/blob/main/web/lab1/src/style.css</w:t>
+        </w:r>
+      </w:hyperlink>
+    </w:p>
+    <w:p>
+      <w:pPr>
+        <w:spacing w:line="360" w:lineRule="auto"/>
+        <w:rPr>
+          <w:rFonts w:cs="Times New Roman (Основной текст"/>
+          <w:lang w:val="en-US"/>
+        </w:rPr>
+      </w:pPr>
+      <w:r>
+        <w:rPr>
+          <w:rFonts w:cs="Times New Roman (Основной текст"/>
+          <w:lang w:val="en-US"/>
+        </w:rPr>
+        <w:t xml:space="preserve">JS </w:t>
+      </w:r>
+      <w:r>
+        <w:rPr>
+          <w:rFonts w:cs="Times New Roman (Основной текст"/>
+        </w:rPr>
+        <w:t>документ</w:t>
+      </w:r>
+      <w:r>
+        <w:rPr>
+          <w:rFonts w:cs="Times New Roman (Основной текст"/>
+          <w:lang w:val="en-US"/>
+        </w:rPr>
+        <w:t>:</w:t>
+      </w:r>
+    </w:p>
+    <w:p>
+      <w:pPr>
+        <w:spacing w:line="360" w:lineRule="auto"/>
+        <w:jc w:val="center"/>
+        <w:rPr>
+          <w:rFonts w:cs="Times New Roman (Основной текст"/>
+          <w:i/>
+          <w:iCs/>
+          <w:lang w:val="en-US"/>
+        </w:rPr>
+      </w:pPr>
+      <w:hyperlink r:id="rId12" w:history="1">
+        <w:r>
+          <w:rPr>
+            <w:rStyle w:val="ad"/>
+            <w:rFonts w:cs="Times New Roman (Основной текст"/>
+            <w:i/>
+            <w:iCs/>
+            <w:lang w:val="en-US"/>
+          </w:rPr>
+          <w:t>https://github.com/tetraminomusic/itmo_sem3/blob/main/web/lab1/src/script.js</w:t>
+        </w:r>
+      </w:hyperlink>
+    </w:p>
+    <w:p>
+      <w:pPr>
+        <w:spacing w:line="360" w:lineRule="auto"/>
+        <w:rPr>
+          <w:rFonts w:cs="Times New Roman (Основной текст"/>
+          <w:lang w:val="en-US"/>
+        </w:rPr>
+      </w:pPr>
+    </w:p>
+    <w:p>
+      <w:pPr>
+        <w:spacing w:line="360" w:lineRule="auto"/>
+        <w:rPr>
+          <w:lang w:val="en-US"/>
+        </w:rPr>
+      </w:pPr>
+      <w:r>
+        <w:rPr>
+          <w:lang w:val="en-US"/>
+        </w:rPr>
+        <w:br w:type="page"/>
+      </w:r>
+    </w:p>
+    <w:p>
+      <w:pPr>
+        <w:pStyle w:val="1"/>
+        <w:jc w:val="center"/>
         <w:rPr>
           <w:rFonts w:ascii="Times New Roman" w:hAnsi="Times New Roman" w:cs="Times New Roman"/>
-          <w:b/>
-          <w:bCs/>
           <w:color w:val="000000" w:themeColor="text1"/>
           <w:sz w:val="28"/>
           <w:szCs w:val="28"/>
         </w:rPr>
-        <w:t>файлов</w:t>
+      </w:pPr>
+      <w:bookmarkStart w:id="2" w:name="_Toc239371166"/>
+      <w:r>
+        <w:rPr>
+          <w:rFonts w:ascii="Times New Roman" w:hAnsi="Times New Roman" w:cs="Times New Roman"/>
+          <w:b/>
+          <w:color w:val="000000" w:themeColor="text1"/>
+          <w:sz w:val="28"/>
+          <w:szCs w:val="28"/>
+        </w:rPr>
+        <w:lastRenderedPageBreak/>
+        <w:t>3. Выполненная работа</w:t>
+      </w:r>
+      <w:bookmarkEnd w:id="2"/>
+    </w:p>
+    <w:p>
+      <w:pPr>
+        <w:spacing w:line="360" w:lineRule="auto"/>
+        <w:ind w:firstLine="708"/>
+      </w:pPr>
+      <w:r>
+        <w:t>Итоговый разработанный сайт можно посмотреть, перейдя по следующей ссылке</w:t>
+      </w:r>
+      <w:r>
+        <w:t>:</w:t>
+      </w:r>
+    </w:p>
+    <w:p>
+      <w:pPr>
+        <w:spacing w:line="360" w:lineRule="auto"/>
+        <w:jc w:val="center"/>
+        <w:rPr>
+          <w:i/>
+          <w:iCs/>
+        </w:rPr>
+      </w:pPr>
+      <w:r>
+        <w:rPr>
+          <w:i/>
+          <w:iCs/>
+          <w:lang w:val="en-US"/>
+        </w:rPr>
+        <w:t>https</w:t>
+      </w:r>
+      <w:r>
+        <w:rPr>
+          <w:i/>
+          <w:iCs/>
+        </w:rPr>
+        <w:t>://</w:t>
+      </w:r>
+      <w:r>
+        <w:rPr>
+          <w:i/>
+          <w:iCs/>
+          <w:lang w:val="en-US"/>
+        </w:rPr>
+        <w:t>se</w:t>
+      </w:r>
+      <w:r>
+        <w:rPr>
+          <w:i/>
+          <w:iCs/>
+        </w:rPr>
+        <w:t>.</w:t>
+      </w:r>
+      <w:proofErr w:type="spellStart"/>
+      <w:r>
+        <w:rPr>
+          <w:i/>
+          <w:iCs/>
+          <w:lang w:val="en-US"/>
+        </w:rPr>
+        <w:t>ifmo</w:t>
+      </w:r>
+      <w:proofErr w:type="spellEnd"/>
+      <w:r>
+        <w:rPr>
+          <w:i/>
+          <w:iCs/>
+        </w:rPr>
+        <w:t>.</w:t>
+      </w:r>
+      <w:proofErr w:type="spellStart"/>
+      <w:r>
+        <w:rPr>
+          <w:i/>
+          <w:iCs/>
+          <w:lang w:val="en-US"/>
+        </w:rPr>
+        <w:t>ru</w:t>
+      </w:r>
+      <w:proofErr w:type="spellEnd"/>
+      <w:r>
+        <w:rPr>
+          <w:i/>
+          <w:iCs/>
+        </w:rPr>
+        <w:t>/~</w:t>
+      </w:r>
+      <w:r>
+        <w:rPr>
+          <w:i/>
+          <w:iCs/>
+          <w:lang w:val="en-US"/>
+        </w:rPr>
+        <w:t>s</w:t>
+      </w:r>
+      <w:r>
+        <w:rPr>
+          <w:i/>
+          <w:iCs/>
+        </w:rPr>
+        <w:t>502873/</w:t>
+      </w:r>
+      <w:r>
+        <w:rPr>
+          <w:i/>
+          <w:iCs/>
+          <w:lang w:val="en-US"/>
+        </w:rPr>
+        <w:t>index</w:t>
+      </w:r>
+      <w:r>
+        <w:rPr>
+          <w:i/>
+          <w:iCs/>
+        </w:rPr>
+        <w:t>.</w:t>
+      </w:r>
+      <w:r>
+        <w:rPr>
+          <w:i/>
+          <w:iCs/>
+          <w:lang w:val="en-US"/>
+        </w:rPr>
+        <w:t>html</w:t>
       </w:r>
     </w:p>
     <w:p>
@@ -1723,41 +1716,87 @@
         <w:outlineLvl w:val="0"/>
         <w:rPr>
           <w:b/>
-          <w:bCs/>
-        </w:rPr>
-      </w:pPr>
-      <w:bookmarkStart w:id="2" w:name="_Toc221649591"/>
+          <w:bCs w:val="0"/>
+        </w:rPr>
+      </w:pPr>
+      <w:bookmarkStart w:id="3" w:name="_Toc239371167"/>
       <w:r>
         <w:rPr>
           <w:b/>
-          <w:bCs/>
         </w:rPr>
         <w:lastRenderedPageBreak/>
-        <w:t xml:space="preserve">4. </w:t>
+        <w:t>4</w:t>
       </w:r>
       <w:r>
         <w:rPr>
           <w:b/>
-          <w:bCs/>
-        </w:rPr>
-        <w:t>Код программы</w:t>
-      </w:r>
-      <w:bookmarkEnd w:id="2"/>
+        </w:rPr>
+        <w:t xml:space="preserve">. </w:t>
+      </w:r>
+      <w:r>
+        <w:rPr>
+          <w:b/>
+        </w:rPr>
+        <w:t>Вывод по работе</w:t>
+      </w:r>
+      <w:bookmarkEnd w:id="3"/>
     </w:p>
     <w:p>
       <w:pPr>
         <w:pStyle w:val="12"/>
-      </w:pPr>
-      <w:r>
-        <w:t>Исходный код программы</w:t>
-      </w:r>
-      <w:r>
-        <w:t>:</w:t>
-      </w:r>
-    </w:p>
-    <w:p>
-      <w:pPr>
-        <w:pStyle w:val="12"/>
+        <w:jc w:val="both"/>
+      </w:pPr>
+      <w:r>
+        <w:tab/>
+        <w:t xml:space="preserve">В ходе данной лабораторной работы я вновь вспомнил, как работать с </w:t>
+      </w:r>
+      <w:r>
+        <w:rPr>
+          <w:lang w:val="en-US"/>
+        </w:rPr>
+        <w:t>HTML</w:t>
+      </w:r>
+      <w:r>
+        <w:t xml:space="preserve"> и </w:t>
+      </w:r>
+      <w:r>
+        <w:rPr>
+          <w:lang w:val="en-US"/>
+        </w:rPr>
+        <w:t>CSS</w:t>
+      </w:r>
+      <w:r>
+        <w:t xml:space="preserve"> документами, как заниматься вёрсткой сайтов, ну и плюсом ко всему чуть напомнил сам себе </w:t>
+      </w:r>
+      <w:proofErr w:type="spellStart"/>
+      <w:r>
+        <w:t>синтасис</w:t>
+      </w:r>
+      <w:proofErr w:type="spellEnd"/>
+      <w:r>
+        <w:t xml:space="preserve"> </w:t>
+      </w:r>
+      <w:r>
+        <w:rPr>
+          <w:lang w:val="en-US"/>
+        </w:rPr>
+        <w:t>JS</w:t>
+      </w:r>
+      <w:r>
+        <w:t xml:space="preserve">, а также открыл для себя селекторы и погрузился в изучение протокола </w:t>
+      </w:r>
+      <w:r>
+        <w:rPr>
+          <w:lang w:val="en-US"/>
+        </w:rPr>
+        <w:t>HTTP</w:t>
+      </w:r>
+      <w:r>
+        <w:t>.</w:t>
+      </w:r>
+    </w:p>
+    <w:p>
+      <w:pPr>
         <w:rPr>
           <w:i/>
           <w:iCs/>
@@ -1765,784 +1804,6 @@
           <w:szCs w:val="26"/>
         </w:rPr>
       </w:pPr>
-      <w:hyperlink r:id="rId10" w:history="1">
-        <w:r>
-          <w:rPr>
-            <w:rStyle w:val="ad"/>
-            <w:i/>
-            <w:iCs/>
-            <w:sz w:val="26"/>
-            <w:szCs w:val="26"/>
-            <w:lang w:val="en-US"/>
-          </w:rPr>
-          <w:t>https</w:t>
-        </w:r>
-        <w:r>
-          <w:rPr>
-            <w:rStyle w:val="ad"/>
-            <w:i/>
-            <w:iCs/>
-            <w:sz w:val="26"/>
-            <w:szCs w:val="26"/>
-          </w:rPr>
-          <w:t>://</w:t>
-        </w:r>
-        <w:proofErr w:type="spellStart"/>
-        <w:r>
-          <w:rPr>
-            <w:rStyle w:val="ad"/>
-            <w:i/>
-            <w:iCs/>
-            <w:sz w:val="26"/>
-            <w:szCs w:val="26"/>
-            <w:lang w:val="en-US"/>
-          </w:rPr>
-          <w:t>github</w:t>
-        </w:r>
-        <w:proofErr w:type="spellEnd"/>
-        <w:r>
-          <w:rPr>
-            <w:rStyle w:val="ad"/>
-            <w:i/>
-            <w:iCs/>
-            <w:sz w:val="26"/>
-            <w:szCs w:val="26"/>
-          </w:rPr>
-          <w:t>.</w:t>
-        </w:r>
-        <w:r>
-          <w:rPr>
-            <w:rStyle w:val="ad"/>
-            <w:i/>
-            <w:iCs/>
-            <w:sz w:val="26"/>
-            <w:szCs w:val="26"/>
-            <w:lang w:val="en-US"/>
-          </w:rPr>
-          <w:t>com</w:t>
-        </w:r>
-        <w:r>
-          <w:rPr>
-            <w:rStyle w:val="ad"/>
-            <w:i/>
-            <w:iCs/>
-            <w:sz w:val="26"/>
-            <w:szCs w:val="26"/>
-          </w:rPr>
-          <w:t>/</w:t>
-        </w:r>
-        <w:proofErr w:type="spellStart"/>
-        <w:r>
-          <w:rPr>
-            <w:rStyle w:val="ad"/>
-            <w:i/>
-            <w:iCs/>
-            <w:sz w:val="26"/>
-            <w:szCs w:val="26"/>
-            <w:lang w:val="en-US"/>
-          </w:rPr>
-          <w:t>tetraminomusic</w:t>
-        </w:r>
-        <w:proofErr w:type="spellEnd"/>
-        <w:r>
-          <w:rPr>
-            <w:rStyle w:val="ad"/>
-            <w:i/>
-            <w:iCs/>
-            <w:sz w:val="26"/>
-            <w:szCs w:val="26"/>
-          </w:rPr>
-          <w:t>/</w:t>
-        </w:r>
-        <w:r>
-          <w:rPr>
-            <w:rStyle w:val="ad"/>
-            <w:i/>
-            <w:iCs/>
-            <w:sz w:val="26"/>
-            <w:szCs w:val="26"/>
-            <w:lang w:val="en-US"/>
-          </w:rPr>
-          <w:t>ITMO</w:t>
-        </w:r>
-        <w:r>
-          <w:rPr>
-            <w:rStyle w:val="ad"/>
-            <w:i/>
-            <w:iCs/>
-            <w:sz w:val="26"/>
-            <w:szCs w:val="26"/>
-          </w:rPr>
-          <w:t>_2</w:t>
-        </w:r>
-        <w:proofErr w:type="spellStart"/>
-        <w:r>
-          <w:rPr>
-            <w:rStyle w:val="ad"/>
-            <w:i/>
-            <w:iCs/>
-            <w:sz w:val="26"/>
-            <w:szCs w:val="26"/>
-            <w:lang w:val="en-US"/>
-          </w:rPr>
-          <w:t>sem</w:t>
-        </w:r>
-        <w:proofErr w:type="spellEnd"/>
-        <w:r>
-          <w:rPr>
-            <w:rStyle w:val="ad"/>
-            <w:i/>
-            <w:iCs/>
-            <w:sz w:val="26"/>
-            <w:szCs w:val="26"/>
-          </w:rPr>
-          <w:t>/</w:t>
-        </w:r>
-        <w:r>
-          <w:rPr>
-            <w:rStyle w:val="ad"/>
-            <w:i/>
-            <w:iCs/>
-            <w:sz w:val="26"/>
-            <w:szCs w:val="26"/>
-            <w:lang w:val="en-US"/>
-          </w:rPr>
-          <w:t>tree</w:t>
-        </w:r>
-        <w:r>
-          <w:rPr>
-            <w:rStyle w:val="ad"/>
-            <w:i/>
-            <w:iCs/>
-            <w:sz w:val="26"/>
-            <w:szCs w:val="26"/>
-          </w:rPr>
-          <w:t>/</w:t>
-        </w:r>
-        <w:r>
-          <w:rPr>
-            <w:rStyle w:val="ad"/>
-            <w:i/>
-            <w:iCs/>
-            <w:sz w:val="26"/>
-            <w:szCs w:val="26"/>
-            <w:lang w:val="en-US"/>
-          </w:rPr>
-          <w:t>main</w:t>
-        </w:r>
-        <w:r>
-          <w:rPr>
-            <w:rStyle w:val="ad"/>
-            <w:i/>
-            <w:iCs/>
-            <w:sz w:val="26"/>
-            <w:szCs w:val="26"/>
-          </w:rPr>
-          <w:t>/Прога/ЛБ5/</w:t>
-        </w:r>
-        <w:r>
-          <w:rPr>
-            <w:rStyle w:val="ad"/>
-            <w:i/>
-            <w:iCs/>
-            <w:sz w:val="26"/>
-            <w:szCs w:val="26"/>
-            <w:lang w:val="en-US"/>
-          </w:rPr>
-          <w:t>Lab</w:t>
-        </w:r>
-        <w:r>
-          <w:rPr>
-            <w:rStyle w:val="ad"/>
-            <w:i/>
-            <w:iCs/>
-            <w:sz w:val="26"/>
-            <w:szCs w:val="26"/>
-          </w:rPr>
-          <w:t>5_</w:t>
-        </w:r>
-        <w:proofErr w:type="spellStart"/>
-        <w:r>
-          <w:rPr>
-            <w:rStyle w:val="ad"/>
-            <w:i/>
-            <w:iCs/>
-            <w:sz w:val="26"/>
-            <w:szCs w:val="26"/>
-            <w:lang w:val="en-US"/>
-          </w:rPr>
-          <w:t>bms</w:t>
-        </w:r>
-        <w:proofErr w:type="spellEnd"/>
-        <w:r>
-          <w:rPr>
-            <w:rStyle w:val="ad"/>
-            <w:i/>
-            <w:iCs/>
-            <w:sz w:val="26"/>
-            <w:szCs w:val="26"/>
-          </w:rPr>
-          <w:t>/</w:t>
-        </w:r>
-        <w:proofErr w:type="spellStart"/>
-        <w:r>
-          <w:rPr>
-            <w:rStyle w:val="ad"/>
-            <w:i/>
-            <w:iCs/>
-            <w:sz w:val="26"/>
-            <w:szCs w:val="26"/>
-            <w:lang w:val="en-US"/>
-          </w:rPr>
-          <w:t>src</w:t>
-        </w:r>
-        <w:proofErr w:type="spellEnd"/>
-      </w:hyperlink>
-    </w:p>
-    <w:p>
-      <w:pPr>
-        <w:pStyle w:val="12"/>
-      </w:pPr>
-      <w:r>
-        <w:t xml:space="preserve">Скомпилированный </w:t>
-      </w:r>
-      <w:r>
-        <w:rPr>
-          <w:lang w:val="en-US"/>
-        </w:rPr>
-        <w:t>Jar</w:t>
-      </w:r>
-      <w:r>
-        <w:t>-</w:t>
-      </w:r>
-      <w:r>
-        <w:t>файл</w:t>
-      </w:r>
-      <w:r>
-        <w:t>:</w:t>
-      </w:r>
-    </w:p>
-    <w:p>
-      <w:pPr>
-        <w:pStyle w:val="12"/>
-        <w:rPr>
-          <w:i/>
-          <w:iCs/>
-          <w:sz w:val="26"/>
-          <w:szCs w:val="26"/>
-        </w:rPr>
-      </w:pPr>
-      <w:hyperlink r:id="rId11" w:history="1">
-        <w:r>
-          <w:rPr>
-            <w:rStyle w:val="ad"/>
-            <w:i/>
-            <w:iCs/>
-            <w:sz w:val="26"/>
-            <w:szCs w:val="26"/>
-            <w:lang w:val="en-US"/>
-          </w:rPr>
-          <w:t>https</w:t>
-        </w:r>
-        <w:r>
-          <w:rPr>
-            <w:rStyle w:val="ad"/>
-            <w:i/>
-            <w:iCs/>
-            <w:sz w:val="26"/>
-            <w:szCs w:val="26"/>
-          </w:rPr>
-          <w:t>://</w:t>
-        </w:r>
-        <w:proofErr w:type="spellStart"/>
-        <w:r>
-          <w:rPr>
-            <w:rStyle w:val="ad"/>
-            <w:i/>
-            <w:iCs/>
-            <w:sz w:val="26"/>
-            <w:szCs w:val="26"/>
-            <w:lang w:val="en-US"/>
-          </w:rPr>
-          <w:t>github</w:t>
-        </w:r>
-        <w:proofErr w:type="spellEnd"/>
-        <w:r>
-          <w:rPr>
-            <w:rStyle w:val="ad"/>
-            <w:i/>
-            <w:iCs/>
-            <w:sz w:val="26"/>
-            <w:szCs w:val="26"/>
-          </w:rPr>
-          <w:t>.</w:t>
-        </w:r>
-        <w:r>
-          <w:rPr>
-            <w:rStyle w:val="ad"/>
-            <w:i/>
-            <w:iCs/>
-            <w:sz w:val="26"/>
-            <w:szCs w:val="26"/>
-            <w:lang w:val="en-US"/>
-          </w:rPr>
-          <w:t>com</w:t>
-        </w:r>
-        <w:r>
-          <w:rPr>
-            <w:rStyle w:val="ad"/>
-            <w:i/>
-            <w:iCs/>
-            <w:sz w:val="26"/>
-            <w:szCs w:val="26"/>
-          </w:rPr>
-          <w:t>/</w:t>
-        </w:r>
-        <w:proofErr w:type="spellStart"/>
-        <w:r>
-          <w:rPr>
-            <w:rStyle w:val="ad"/>
-            <w:i/>
-            <w:iCs/>
-            <w:sz w:val="26"/>
-            <w:szCs w:val="26"/>
-            <w:lang w:val="en-US"/>
-          </w:rPr>
-          <w:t>tetraminomusic</w:t>
-        </w:r>
-        <w:proofErr w:type="spellEnd"/>
-        <w:r>
-          <w:rPr>
-            <w:rStyle w:val="ad"/>
-            <w:i/>
-            <w:iCs/>
-            <w:sz w:val="26"/>
-            <w:szCs w:val="26"/>
-          </w:rPr>
-          <w:t>/</w:t>
-        </w:r>
-        <w:r>
-          <w:rPr>
-            <w:rStyle w:val="ad"/>
-            <w:i/>
-            <w:iCs/>
-            <w:sz w:val="26"/>
-            <w:szCs w:val="26"/>
-            <w:lang w:val="en-US"/>
-          </w:rPr>
-          <w:t>ITMO</w:t>
-        </w:r>
-        <w:r>
-          <w:rPr>
-            <w:rStyle w:val="ad"/>
-            <w:i/>
-            <w:iCs/>
-            <w:sz w:val="26"/>
-            <w:szCs w:val="26"/>
-          </w:rPr>
-          <w:t>_2</w:t>
-        </w:r>
-        <w:proofErr w:type="spellStart"/>
-        <w:r>
-          <w:rPr>
-            <w:rStyle w:val="ad"/>
-            <w:i/>
-            <w:iCs/>
-            <w:sz w:val="26"/>
-            <w:szCs w:val="26"/>
-            <w:lang w:val="en-US"/>
-          </w:rPr>
-          <w:t>sem</w:t>
-        </w:r>
-        <w:proofErr w:type="spellEnd"/>
-        <w:r>
-          <w:rPr>
-            <w:rStyle w:val="ad"/>
-            <w:i/>
-            <w:iCs/>
-            <w:sz w:val="26"/>
-            <w:szCs w:val="26"/>
-          </w:rPr>
-          <w:t>/</w:t>
-        </w:r>
-        <w:r>
-          <w:rPr>
-            <w:rStyle w:val="ad"/>
-            <w:i/>
-            <w:iCs/>
-            <w:sz w:val="26"/>
-            <w:szCs w:val="26"/>
-            <w:lang w:val="en-US"/>
-          </w:rPr>
-          <w:t>blob</w:t>
-        </w:r>
-        <w:r>
-          <w:rPr>
-            <w:rStyle w:val="ad"/>
-            <w:i/>
-            <w:iCs/>
-            <w:sz w:val="26"/>
-            <w:szCs w:val="26"/>
-          </w:rPr>
-          <w:t>/</w:t>
-        </w:r>
-        <w:r>
-          <w:rPr>
-            <w:rStyle w:val="ad"/>
-            <w:i/>
-            <w:iCs/>
-            <w:sz w:val="26"/>
-            <w:szCs w:val="26"/>
-            <w:lang w:val="en-US"/>
-          </w:rPr>
-          <w:t>main</w:t>
-        </w:r>
-        <w:r>
-          <w:rPr>
-            <w:rStyle w:val="ad"/>
-            <w:i/>
-            <w:iCs/>
-            <w:sz w:val="26"/>
-            <w:szCs w:val="26"/>
-          </w:rPr>
-          <w:t>/Прога/ЛБ5/</w:t>
-        </w:r>
-        <w:r>
-          <w:rPr>
-            <w:rStyle w:val="ad"/>
-            <w:i/>
-            <w:iCs/>
-            <w:sz w:val="26"/>
-            <w:szCs w:val="26"/>
-            <w:lang w:val="en-US"/>
-          </w:rPr>
-          <w:t>Lab</w:t>
-        </w:r>
-        <w:r>
-          <w:rPr>
-            <w:rStyle w:val="ad"/>
-            <w:i/>
-            <w:iCs/>
-            <w:sz w:val="26"/>
-            <w:szCs w:val="26"/>
-          </w:rPr>
-          <w:t>5_</w:t>
-        </w:r>
-        <w:proofErr w:type="spellStart"/>
-        <w:r>
-          <w:rPr>
-            <w:rStyle w:val="ad"/>
-            <w:i/>
-            <w:iCs/>
-            <w:sz w:val="26"/>
-            <w:szCs w:val="26"/>
-            <w:lang w:val="en-US"/>
-          </w:rPr>
-          <w:t>bms</w:t>
-        </w:r>
-        <w:proofErr w:type="spellEnd"/>
-        <w:r>
-          <w:rPr>
-            <w:rStyle w:val="ad"/>
-            <w:i/>
-            <w:iCs/>
-            <w:sz w:val="26"/>
-            <w:szCs w:val="26"/>
-          </w:rPr>
-          <w:t>.</w:t>
-        </w:r>
-        <w:r>
-          <w:rPr>
-            <w:rStyle w:val="ad"/>
-            <w:i/>
-            <w:iCs/>
-            <w:sz w:val="26"/>
-            <w:szCs w:val="26"/>
-            <w:lang w:val="en-US"/>
-          </w:rPr>
-          <w:t>jar</w:t>
-        </w:r>
-      </w:hyperlink>
-    </w:p>
-    <w:p>
-      <w:pPr>
-        <w:pStyle w:val="12"/>
-      </w:pPr>
-      <w:r>
-        <w:t xml:space="preserve">Удобный скрипт для запуска </w:t>
-      </w:r>
-      <w:r>
-        <w:rPr>
-          <w:lang w:val="en-US"/>
-        </w:rPr>
-        <w:t>jar</w:t>
-      </w:r>
-      <w:r>
-        <w:t>-</w:t>
-      </w:r>
-      <w:r>
-        <w:t xml:space="preserve">архива с установкой переменной окружения и созданием файла </w:t>
-      </w:r>
-      <w:proofErr w:type="spellStart"/>
-      <w:r>
-        <w:rPr>
-          <w:lang w:val="en-US"/>
-        </w:rPr>
-        <w:t>json</w:t>
-      </w:r>
-      <w:proofErr w:type="spellEnd"/>
-      <w:r>
-        <w:t xml:space="preserve"> </w:t>
-      </w:r>
-      <w:r>
-        <w:t>расширения</w:t>
-      </w:r>
-      <w:r>
-        <w:t>:</w:t>
-      </w:r>
-    </w:p>
-    <w:p>
-      <w:pPr>
-        <w:pStyle w:val="12"/>
-        <w:rPr>
-          <w:i/>
-          <w:iCs/>
-          <w:sz w:val="26"/>
-          <w:szCs w:val="26"/>
-        </w:rPr>
-      </w:pPr>
-      <w:hyperlink r:id="rId12" w:history="1">
-        <w:r>
-          <w:rPr>
-            <w:rStyle w:val="ad"/>
-            <w:i/>
-            <w:iCs/>
-            <w:sz w:val="26"/>
-            <w:szCs w:val="26"/>
-            <w:lang w:val="en-US"/>
-          </w:rPr>
-          <w:t>https</w:t>
-        </w:r>
-        <w:r>
-          <w:rPr>
-            <w:rStyle w:val="ad"/>
-            <w:i/>
-            <w:iCs/>
-            <w:sz w:val="26"/>
-            <w:szCs w:val="26"/>
-          </w:rPr>
-          <w:t>://</w:t>
-        </w:r>
-        <w:proofErr w:type="spellStart"/>
-        <w:r>
-          <w:rPr>
-            <w:rStyle w:val="ad"/>
-            <w:i/>
-            <w:iCs/>
-            <w:sz w:val="26"/>
-            <w:szCs w:val="26"/>
-            <w:lang w:val="en-US"/>
-          </w:rPr>
-          <w:t>github</w:t>
-        </w:r>
-        <w:proofErr w:type="spellEnd"/>
-        <w:r>
-          <w:rPr>
-            <w:rStyle w:val="ad"/>
-            <w:i/>
-            <w:iCs/>
-            <w:sz w:val="26"/>
-            <w:szCs w:val="26"/>
-          </w:rPr>
-          <w:t>.</w:t>
-        </w:r>
-        <w:r>
-          <w:rPr>
-            <w:rStyle w:val="ad"/>
-            <w:i/>
-            <w:iCs/>
-            <w:sz w:val="26"/>
-            <w:szCs w:val="26"/>
-            <w:lang w:val="en-US"/>
-          </w:rPr>
-          <w:t>com</w:t>
-        </w:r>
-        <w:r>
-          <w:rPr>
-            <w:rStyle w:val="ad"/>
-            <w:i/>
-            <w:iCs/>
-            <w:sz w:val="26"/>
-            <w:szCs w:val="26"/>
-          </w:rPr>
-          <w:t>/</w:t>
-        </w:r>
-        <w:proofErr w:type="spellStart"/>
-        <w:r>
-          <w:rPr>
-            <w:rStyle w:val="ad"/>
-            <w:i/>
-            <w:iCs/>
-            <w:sz w:val="26"/>
-            <w:szCs w:val="26"/>
-            <w:lang w:val="en-US"/>
-          </w:rPr>
-          <w:t>tetraminomusic</w:t>
-        </w:r>
-        <w:proofErr w:type="spellEnd"/>
-        <w:r>
-          <w:rPr>
-            <w:rStyle w:val="ad"/>
-            <w:i/>
-            <w:iCs/>
-            <w:sz w:val="26"/>
-            <w:szCs w:val="26"/>
-          </w:rPr>
-          <w:t>/</w:t>
-        </w:r>
-        <w:r>
-          <w:rPr>
-            <w:rStyle w:val="ad"/>
-            <w:i/>
-            <w:iCs/>
-            <w:sz w:val="26"/>
-            <w:szCs w:val="26"/>
-            <w:lang w:val="en-US"/>
-          </w:rPr>
-          <w:t>ITMO</w:t>
-        </w:r>
-        <w:r>
-          <w:rPr>
-            <w:rStyle w:val="ad"/>
-            <w:i/>
-            <w:iCs/>
-            <w:sz w:val="26"/>
-            <w:szCs w:val="26"/>
-          </w:rPr>
-          <w:t>_2</w:t>
-        </w:r>
-        <w:proofErr w:type="spellStart"/>
-        <w:r>
-          <w:rPr>
-            <w:rStyle w:val="ad"/>
-            <w:i/>
-            <w:iCs/>
-            <w:sz w:val="26"/>
-            <w:szCs w:val="26"/>
-            <w:lang w:val="en-US"/>
-          </w:rPr>
-          <w:t>sem</w:t>
-        </w:r>
-        <w:proofErr w:type="spellEnd"/>
-        <w:r>
-          <w:rPr>
-            <w:rStyle w:val="ad"/>
-            <w:i/>
-            <w:iCs/>
-            <w:sz w:val="26"/>
-            <w:szCs w:val="26"/>
-          </w:rPr>
-          <w:t>/</w:t>
-        </w:r>
-        <w:r>
-          <w:rPr>
-            <w:rStyle w:val="ad"/>
-            <w:i/>
-            <w:iCs/>
-            <w:sz w:val="26"/>
-            <w:szCs w:val="26"/>
-            <w:lang w:val="en-US"/>
-          </w:rPr>
-          <w:t>blob</w:t>
-        </w:r>
-        <w:r>
-          <w:rPr>
-            <w:rStyle w:val="ad"/>
-            <w:i/>
-            <w:iCs/>
-            <w:sz w:val="26"/>
-            <w:szCs w:val="26"/>
-          </w:rPr>
-          <w:t>/</w:t>
-        </w:r>
-        <w:r>
-          <w:rPr>
-            <w:rStyle w:val="ad"/>
-            <w:i/>
-            <w:iCs/>
-            <w:sz w:val="26"/>
-            <w:szCs w:val="26"/>
-            <w:lang w:val="en-US"/>
-          </w:rPr>
-          <w:t>main</w:t>
-        </w:r>
-        <w:r>
-          <w:rPr>
-            <w:rStyle w:val="ad"/>
-            <w:i/>
-            <w:iCs/>
-            <w:sz w:val="26"/>
-            <w:szCs w:val="26"/>
-          </w:rPr>
-          <w:t>/Прога/ЛБ5/</w:t>
-        </w:r>
-        <w:r>
-          <w:rPr>
-            <w:rStyle w:val="ad"/>
-            <w:i/>
-            <w:iCs/>
-            <w:sz w:val="26"/>
-            <w:szCs w:val="26"/>
-            <w:lang w:val="en-US"/>
-          </w:rPr>
-          <w:t>five</w:t>
-        </w:r>
-        <w:r>
-          <w:rPr>
-            <w:rStyle w:val="ad"/>
-            <w:i/>
-            <w:iCs/>
-            <w:sz w:val="26"/>
-            <w:szCs w:val="26"/>
-          </w:rPr>
-          <w:t>.</w:t>
-        </w:r>
-        <w:proofErr w:type="spellStart"/>
-        <w:r>
-          <w:rPr>
-            <w:rStyle w:val="ad"/>
-            <w:i/>
-            <w:iCs/>
-            <w:sz w:val="26"/>
-            <w:szCs w:val="26"/>
-            <w:lang w:val="en-US"/>
-          </w:rPr>
-          <w:t>sh</w:t>
-        </w:r>
-        <w:proofErr w:type="spellEnd"/>
-      </w:hyperlink>
-    </w:p>
-    <w:p>
-      <w:pPr>
-        <w:pStyle w:val="12"/>
-        <w:rPr>
-          <w:i/>
-          <w:iCs/>
-          <w:sz w:val="26"/>
-          <w:szCs w:val="26"/>
-        </w:rPr>
-      </w:pPr>
-    </w:p>
-    <w:p>
-      <w:pPr>
-        <w:rPr>
-          <w:rFonts w:ascii="Times New Roman" w:hAnsi="Times New Roman" w:cs="Times New Roman"/>
-          <w:i/>
-          <w:iCs/>
-          <w:sz w:val="26"/>
-          <w:szCs w:val="26"/>
-        </w:rPr>
-      </w:pPr>
     </w:p>
     <w:p>
       <w:pPr>
@@ -2553,30 +1814,13 @@
     <w:p>
       <w:pPr>
         <w:spacing w:line="360" w:lineRule="auto"/>
-        <w:rPr>
-          <w:rFonts w:ascii="Times New Roman" w:hAnsi="Times New Roman" w:cs="Times New Roman"/>
-          <w:b/>
-          <w:bCs/>
-          <w:sz w:val="28"/>
-          <w:szCs w:val="28"/>
-        </w:rPr>
       </w:pPr>
     </w:p>
     <w:p>
       <w:pPr>
         <w:spacing w:line="360" w:lineRule="auto"/>
-        <w:rPr>
-          <w:rFonts w:ascii="Times New Roman" w:hAnsi="Times New Roman" w:cs="Times New Roman"/>
-          <w:sz w:val="28"/>
-          <w:szCs w:val="28"/>
-        </w:rPr>
-      </w:pPr>
-      <w:r>
-        <w:rPr>
-          <w:rFonts w:ascii="Times New Roman" w:hAnsi="Times New Roman" w:cs="Times New Roman"/>
-          <w:sz w:val="28"/>
-          <w:szCs w:val="28"/>
-        </w:rPr>
+      </w:pPr>
+      <w:r>
         <w:br w:type="page"/>
       </w:r>
     </w:p>
@@ -2588,18 +1832,17 @@
         <w:rPr>
           <w:rFonts w:ascii="Times New Roman" w:hAnsi="Times New Roman" w:cs="Times New Roman"/>
           <w:b/>
-          <w:bCs/>
+          <w:bCs w:val="0"/>
           <w:color w:val="000000" w:themeColor="text1"/>
           <w:sz w:val="28"/>
           <w:szCs w:val="28"/>
         </w:rPr>
       </w:pPr>
-      <w:bookmarkStart w:id="3" w:name="_Toc221649592"/>
+      <w:bookmarkStart w:id="4" w:name="_Toc239371168"/>
       <w:r>
         <w:rPr>
           <w:rFonts w:ascii="Times New Roman" w:hAnsi="Times New Roman" w:cs="Times New Roman"/>
           <w:b/>
-          <w:bCs/>
           <w:color w:val="000000" w:themeColor="text1"/>
           <w:sz w:val="28"/>
           <w:szCs w:val="28"/>
@@ -2611,382 +1854,249 @@
         <w:rPr>
           <w:rFonts w:ascii="Times New Roman" w:hAnsi="Times New Roman" w:cs="Times New Roman"/>
           <w:b/>
-          <w:bCs/>
           <w:color w:val="000000" w:themeColor="text1"/>
           <w:sz w:val="28"/>
           <w:szCs w:val="28"/>
         </w:rPr>
-        <w:t xml:space="preserve">. </w:t>
-      </w:r>
-      <w:r>
-        <w:rPr>
-          <w:rFonts w:ascii="Times New Roman" w:hAnsi="Times New Roman" w:cs="Times New Roman"/>
-          <w:b/>
-          <w:bCs/>
-          <w:color w:val="000000" w:themeColor="text1"/>
-          <w:sz w:val="28"/>
-          <w:szCs w:val="28"/>
-        </w:rPr>
-        <w:t>Заключение</w:t>
-      </w:r>
-      <w:bookmarkEnd w:id="3"/>
-    </w:p>
-    <w:p>
-      <w:pPr>
-        <w:pStyle w:val="12"/>
-        <w:jc w:val="both"/>
-        <w:rPr>
-          <w:b/>
-          <w:bCs/>
-        </w:rPr>
-      </w:pPr>
-      <w:r>
-        <w:t>В ходе данной лабораторной работы я ещё глубже окунулся в объектно-ориентированное программирование</w:t>
-      </w:r>
-      <w:r>
-        <w:t xml:space="preserve">: </w:t>
-      </w:r>
-      <w:r>
-        <w:t>я научился создать все более и более сложные по структуре программы. Также я стал более опытным при обработке данных, записываемых или получаемых в</w:t>
-      </w:r>
-      <w:r>
-        <w:t>/</w:t>
-      </w:r>
-      <w:r>
-        <w:t xml:space="preserve">из файлов благодаря </w:t>
-      </w:r>
-      <w:r>
-        <w:rPr>
-          <w:lang w:val="en-US"/>
-        </w:rPr>
-        <w:t>Scanner</w:t>
-      </w:r>
-      <w:r>
-        <w:t xml:space="preserve"> </w:t>
-      </w:r>
-      <w:r>
-        <w:t xml:space="preserve">в </w:t>
-      </w:r>
-      <w:r>
-        <w:rPr>
-          <w:lang w:val="en-US"/>
-        </w:rPr>
-        <w:t>Java</w:t>
-      </w:r>
-      <w:r>
-        <w:t xml:space="preserve">. </w:t>
-      </w:r>
-      <w:r>
-        <w:t xml:space="preserve">Впервые познакомился с потоками </w:t>
-      </w:r>
-      <w:r>
-        <w:rPr>
-          <w:lang w:val="en-US"/>
-        </w:rPr>
-        <w:t>stream</w:t>
-      </w:r>
-      <w:r>
-        <w:t xml:space="preserve">, </w:t>
-      </w:r>
-      <w:r>
-        <w:t xml:space="preserve">при помощи которых смог воспользоваться инструментами сортировки и фильтрации элементов коллекции по определённым атрибутам. Я более подробно изучил новые </w:t>
-      </w:r>
-      <w:proofErr w:type="spellStart"/>
-      <w:r>
-        <w:t>непримитивные</w:t>
-      </w:r>
-      <w:proofErr w:type="spellEnd"/>
-      <w:r>
-        <w:t xml:space="preserve"> типы данных</w:t>
-      </w:r>
-      <w:r>
-        <w:t xml:space="preserve">: </w:t>
-      </w:r>
-      <w:r>
-        <w:t xml:space="preserve">коллекции, классы-обертки. Также я в первый раз для себя открыл утилиту </w:t>
-      </w:r>
-      <w:r>
-        <w:rPr>
-          <w:lang w:val="en-US"/>
-        </w:rPr>
-        <w:t>Javadoc</w:t>
-      </w:r>
-      <w:r>
-        <w:t>,</w:t>
-      </w:r>
-      <w:r>
-        <w:t xml:space="preserve"> которая позволила мне автоматически составить документацию к программе.</w:t>
-      </w:r>
-      <w:r>
-        <w:t xml:space="preserve"> </w:t>
-      </w:r>
-      <w:r>
-        <w:t xml:space="preserve"> </w:t>
-      </w:r>
-      <w:r>
-        <w:br w:type="page"/>
-      </w:r>
-    </w:p>
-    <w:p>
-      <w:pPr>
-        <w:pStyle w:val="1"/>
-        <w:spacing w:line="360" w:lineRule="auto"/>
-        <w:jc w:val="center"/>
-        <w:rPr>
-          <w:rFonts w:ascii="Times New Roman" w:hAnsi="Times New Roman" w:cs="Times New Roman"/>
-          <w:b/>
-          <w:bCs/>
-          <w:color w:val="000000" w:themeColor="text1"/>
-          <w:sz w:val="28"/>
-          <w:szCs w:val="28"/>
-        </w:rPr>
-      </w:pPr>
-      <w:bookmarkStart w:id="4" w:name="_Toc221649593"/>
-      <w:r>
-        <w:rPr>
-          <w:rFonts w:ascii="Times New Roman" w:hAnsi="Times New Roman" w:cs="Times New Roman"/>
-          <w:b/>
-          <w:bCs/>
-          <w:color w:val="000000" w:themeColor="text1"/>
-          <w:sz w:val="28"/>
-          <w:szCs w:val="28"/>
-        </w:rPr>
-        <w:lastRenderedPageBreak/>
-        <w:t>6</w:t>
-      </w:r>
-      <w:r>
-        <w:rPr>
-          <w:rFonts w:ascii="Times New Roman" w:hAnsi="Times New Roman" w:cs="Times New Roman"/>
-          <w:b/>
-          <w:bCs/>
-          <w:color w:val="000000" w:themeColor="text1"/>
-          <w:sz w:val="28"/>
-          <w:szCs w:val="28"/>
-        </w:rPr>
         <w:t>. Список использованной литературы</w:t>
       </w:r>
       <w:bookmarkEnd w:id="4"/>
     </w:p>
     <w:p>
       <w:pPr>
+        <w:pStyle w:val="a7"/>
+        <w:numPr>
+          <w:ilvl w:val="0"/>
+          <w:numId w:val="12"/>
+        </w:numPr>
         <w:spacing w:line="360" w:lineRule="auto"/>
         <w:jc w:val="both"/>
-        <w:rPr>
-          <w:rFonts w:ascii="Times New Roman" w:hAnsi="Times New Roman" w:cs="Times New Roman"/>
-          <w:sz w:val="28"/>
-          <w:szCs w:val="28"/>
-        </w:rPr>
-      </w:pPr>
-      <w:r>
-        <w:rPr>
-          <w:rFonts w:ascii="Times New Roman" w:hAnsi="Times New Roman" w:cs="Times New Roman"/>
-          <w:sz w:val="28"/>
-          <w:szCs w:val="28"/>
-        </w:rPr>
-        <w:t>1</w:t>
-      </w:r>
-      <w:r>
-        <w:rPr>
-          <w:rFonts w:ascii="Times New Roman" w:hAnsi="Times New Roman" w:cs="Times New Roman"/>
-          <w:b/>
-          <w:bCs/>
-          <w:sz w:val="28"/>
-          <w:szCs w:val="28"/>
-        </w:rPr>
-        <w:t>)</w:t>
-      </w:r>
-      <w:r>
-        <w:rPr>
-          <w:rFonts w:ascii="Times New Roman" w:hAnsi="Times New Roman" w:cs="Times New Roman"/>
-          <w:b/>
-          <w:bCs/>
-          <w:sz w:val="28"/>
-          <w:szCs w:val="28"/>
-        </w:rPr>
-        <w:t xml:space="preserve"> </w:t>
-      </w:r>
-      <w:r>
-        <w:rPr>
-          <w:rFonts w:ascii="Times New Roman" w:hAnsi="Times New Roman" w:cs="Times New Roman"/>
-          <w:sz w:val="28"/>
-          <w:szCs w:val="28"/>
-        </w:rPr>
-        <w:t xml:space="preserve">Хидео </w:t>
+      </w:pPr>
+      <w:r>
+        <w:t xml:space="preserve">MDN Web </w:t>
       </w:r>
       <w:proofErr w:type="spellStart"/>
       <w:r>
-        <w:rPr>
-          <w:rFonts w:ascii="Times New Roman" w:hAnsi="Times New Roman" w:cs="Times New Roman"/>
-          <w:sz w:val="28"/>
-          <w:szCs w:val="28"/>
-        </w:rPr>
-        <w:t>Кодзима</w:t>
+        <w:t>Docs</w:t>
       </w:r>
       <w:proofErr w:type="spellEnd"/>
       <w:r>
-        <w:rPr>
-          <w:rFonts w:ascii="Times New Roman" w:hAnsi="Times New Roman" w:cs="Times New Roman"/>
-          <w:sz w:val="28"/>
-          <w:szCs w:val="28"/>
-        </w:rPr>
-        <w:t xml:space="preserve"> – </w:t>
-      </w:r>
-      <w:r>
-        <w:rPr>
-          <w:rFonts w:ascii="Times New Roman" w:hAnsi="Times New Roman" w:cs="Times New Roman"/>
-          <w:sz w:val="28"/>
-          <w:szCs w:val="28"/>
-        </w:rPr>
-        <w:t xml:space="preserve">“Хидео </w:t>
+        <w:t xml:space="preserve">. Руководство по </w:t>
       </w:r>
       <w:proofErr w:type="spellStart"/>
       <w:r>
-        <w:rPr>
-          <w:rFonts w:ascii="Times New Roman" w:hAnsi="Times New Roman" w:cs="Times New Roman"/>
-          <w:sz w:val="28"/>
-          <w:szCs w:val="28"/>
-        </w:rPr>
-        <w:t>Кодзима</w:t>
+        <w:t>Canvas</w:t>
       </w:r>
       <w:proofErr w:type="spellEnd"/>
       <w:r>
-        <w:rPr>
-          <w:rFonts w:ascii="Times New Roman" w:hAnsi="Times New Roman" w:cs="Times New Roman"/>
-          <w:sz w:val="28"/>
-          <w:szCs w:val="28"/>
-        </w:rPr>
-        <w:t xml:space="preserve">. Гены гения” – 320 </w:t>
-      </w:r>
-      <w:r>
-        <w:rPr>
-          <w:rFonts w:ascii="Times New Roman" w:hAnsi="Times New Roman" w:cs="Times New Roman"/>
-          <w:sz w:val="28"/>
-          <w:szCs w:val="28"/>
-        </w:rPr>
-        <w:t>с.</w:t>
-      </w:r>
-    </w:p>
-    <w:p>
-      <w:pPr>
+        <w:t xml:space="preserve"> API [Электронный ресурс] // Mozilla Developer Network. — Режим доступа: https://developer.mozilla.org/ru/docs/Web/API/Canvas_API (дата обращения: 2024).</w:t>
+      </w:r>
+    </w:p>
+    <w:p>
+      <w:pPr>
+        <w:pStyle w:val="a7"/>
+        <w:numPr>
+          <w:ilvl w:val="0"/>
+          <w:numId w:val="12"/>
+        </w:numPr>
         <w:spacing w:line="360" w:lineRule="auto"/>
         <w:jc w:val="both"/>
-        <w:rPr>
-          <w:rFonts w:ascii="Times New Roman" w:hAnsi="Times New Roman" w:cs="Times New Roman"/>
-          <w:sz w:val="28"/>
-          <w:szCs w:val="28"/>
-        </w:rPr>
-      </w:pPr>
-      <w:r>
-        <w:rPr>
-          <w:rFonts w:ascii="Times New Roman" w:hAnsi="Times New Roman" w:cs="Times New Roman"/>
-          <w:sz w:val="28"/>
-          <w:szCs w:val="28"/>
-        </w:rPr>
-        <w:t>2) Роберт Мартин – “Чистая архитектура. Искусство разработки программного обеспечения” – 352 с.</w:t>
-      </w:r>
-    </w:p>
-    <w:p>
-      <w:pPr>
+      </w:pPr>
+      <w:r>
+        <w:t xml:space="preserve">MDN Web </w:t>
+      </w:r>
+      <w:proofErr w:type="spellStart"/>
+      <w:r>
+        <w:t>Docs</w:t>
+      </w:r>
+      <w:proofErr w:type="spellEnd"/>
+      <w:r>
+        <w:t xml:space="preserve">. Селекторы в CSS: типы селекторов, </w:t>
+      </w:r>
+      <w:proofErr w:type="spellStart"/>
+      <w:r>
+        <w:t>псевдоклассы</w:t>
+      </w:r>
+      <w:proofErr w:type="spellEnd"/>
+      <w:r>
+        <w:t xml:space="preserve"> и </w:t>
+      </w:r>
+      <w:proofErr w:type="spellStart"/>
+      <w:r>
+        <w:t>псевдоэлементы</w:t>
+      </w:r>
+      <w:proofErr w:type="spellEnd"/>
+      <w:r>
+        <w:t xml:space="preserve"> [Электронный ресурс] // Mozilla Developer Network. — Режим доступа: https://developer.mozilla.org/ru/docs/Learn/CSS/Building_blocks/Selectors (дата обращения: 2024).</w:t>
+      </w:r>
+    </w:p>
+    <w:p>
+      <w:pPr>
+        <w:pStyle w:val="a7"/>
+        <w:numPr>
+          <w:ilvl w:val="0"/>
+          <w:numId w:val="12"/>
+        </w:numPr>
         <w:spacing w:line="360" w:lineRule="auto"/>
         <w:jc w:val="both"/>
-        <w:rPr>
-          <w:rFonts w:ascii="Times New Roman" w:hAnsi="Times New Roman" w:cs="Times New Roman"/>
-          <w:sz w:val="28"/>
-          <w:szCs w:val="28"/>
-        </w:rPr>
-      </w:pPr>
-      <w:r>
-        <w:rPr>
-          <w:rFonts w:ascii="Times New Roman" w:hAnsi="Times New Roman" w:cs="Times New Roman"/>
-          <w:sz w:val="28"/>
-          <w:szCs w:val="28"/>
-        </w:rPr>
-        <w:t>3) Грейди Буч, Джеймс Рамбо, Айвар Якобсон – “Язык UML. Руководство пользователя” – 496 с.</w:t>
-      </w:r>
-    </w:p>
-    <w:p>
-      <w:pPr>
+      </w:pPr>
+      <w:r>
+        <w:t>Кантор, И. Современный учебник JavaScript [Электронный ресурс]. Ч. 2: Браузер: документ, события, интерфейсы. — Режим доступа: https://learn.javascript.ru/ (дата обращения: 2024).</w:t>
+      </w:r>
+    </w:p>
+    <w:p>
+      <w:pPr>
+        <w:pStyle w:val="a7"/>
+        <w:numPr>
+          <w:ilvl w:val="0"/>
+          <w:numId w:val="12"/>
+        </w:numPr>
         <w:spacing w:line="360" w:lineRule="auto"/>
         <w:jc w:val="both"/>
-        <w:rPr>
-          <w:rFonts w:ascii="Times New Roman" w:hAnsi="Times New Roman" w:cs="Times New Roman"/>
-          <w:sz w:val="28"/>
-          <w:szCs w:val="28"/>
-        </w:rPr>
-      </w:pPr>
-      <w:r>
-        <w:rPr>
-          <w:rFonts w:ascii="Times New Roman" w:hAnsi="Times New Roman" w:cs="Times New Roman"/>
-          <w:sz w:val="28"/>
-          <w:szCs w:val="28"/>
-        </w:rPr>
-        <w:t>4) Мартин Фаулер – “Рефакторинг. Улучшение существующего кода” – 448 с.</w:t>
-      </w:r>
-    </w:p>
-    <w:p>
-      <w:pPr>
+      </w:pPr>
+      <w:proofErr w:type="spellStart"/>
+      <w:r>
+        <w:t>Флэнаган</w:t>
+      </w:r>
+      <w:proofErr w:type="spellEnd"/>
+      <w:r>
+        <w:t xml:space="preserve">, Д. JavaScript. Полное руководство / Д. </w:t>
+      </w:r>
+      <w:proofErr w:type="spellStart"/>
+      <w:r>
+        <w:t>Флэнаган</w:t>
+      </w:r>
+      <w:proofErr w:type="spellEnd"/>
+      <w:r>
+        <w:t>. — 7-е изд. — СПб</w:t>
+      </w:r>
+      <w:proofErr w:type="gramStart"/>
+      <w:r>
+        <w:t>. :</w:t>
+      </w:r>
+      <w:proofErr w:type="gramEnd"/>
+      <w:r>
+        <w:t xml:space="preserve"> Диалектика, 2021. — 720 с.</w:t>
+      </w:r>
+    </w:p>
+    <w:p>
+      <w:pPr>
+        <w:pStyle w:val="a7"/>
+        <w:numPr>
+          <w:ilvl w:val="0"/>
+          <w:numId w:val="12"/>
+        </w:numPr>
         <w:spacing w:line="360" w:lineRule="auto"/>
         <w:jc w:val="both"/>
-        <w:rPr>
-          <w:rFonts w:ascii="Times New Roman" w:hAnsi="Times New Roman" w:cs="Times New Roman"/>
-          <w:sz w:val="28"/>
-          <w:szCs w:val="28"/>
-        </w:rPr>
-      </w:pPr>
-      <w:r>
-        <w:rPr>
-          <w:rFonts w:ascii="Times New Roman" w:hAnsi="Times New Roman" w:cs="Times New Roman"/>
-          <w:sz w:val="28"/>
-          <w:szCs w:val="28"/>
-        </w:rPr>
-        <w:t xml:space="preserve">5) </w:t>
-      </w:r>
-      <w:r>
-        <w:rPr>
-          <w:rFonts w:ascii="Times New Roman" w:hAnsi="Times New Roman" w:cs="Times New Roman"/>
-          <w:sz w:val="28"/>
-          <w:szCs w:val="28"/>
-        </w:rPr>
-        <w:t xml:space="preserve">Алан </w:t>
+      </w:pPr>
+      <w:r>
+        <w:t xml:space="preserve">Мейер, Э. А., </w:t>
       </w:r>
       <w:proofErr w:type="spellStart"/>
       <w:r>
-        <w:rPr>
-          <w:rFonts w:ascii="Times New Roman" w:hAnsi="Times New Roman" w:cs="Times New Roman"/>
-          <w:sz w:val="28"/>
-          <w:szCs w:val="28"/>
-        </w:rPr>
-        <w:t>Шаллоуей</w:t>
+        <w:t>Уэймаут</w:t>
       </w:r>
       <w:proofErr w:type="spellEnd"/>
       <w:r>
-        <w:rPr>
-          <w:rFonts w:ascii="Times New Roman" w:hAnsi="Times New Roman" w:cs="Times New Roman"/>
-          <w:sz w:val="28"/>
-          <w:szCs w:val="28"/>
-        </w:rPr>
-        <w:t>, Джеймс Р. Тротт – “Паттерны проектирования. Новый подход к объектно-ориентированному анализу и проектированию” – 288 с.</w:t>
-      </w:r>
-    </w:p>
-    <w:p>
-      <w:pPr>
+        <w:t xml:space="preserve">, Э. CSS. Полное руководство / Э. А. Мейер, Э. </w:t>
+      </w:r>
+      <w:proofErr w:type="spellStart"/>
+      <w:r>
+        <w:t>Уэймаут</w:t>
+      </w:r>
+      <w:proofErr w:type="spellEnd"/>
+      <w:r>
+        <w:t>. — 4-е изд. — СПб</w:t>
+      </w:r>
+      <w:proofErr w:type="gramStart"/>
+      <w:r>
+        <w:t>. :</w:t>
+      </w:r>
+      <w:proofErr w:type="gramEnd"/>
+      <w:r>
+        <w:t xml:space="preserve"> Символ-Плюс, 2019. — 1088 с.</w:t>
+      </w:r>
+    </w:p>
+    <w:p>
+      <w:pPr>
+        <w:pStyle w:val="a7"/>
+        <w:numPr>
+          <w:ilvl w:val="0"/>
+          <w:numId w:val="12"/>
+        </w:numPr>
         <w:spacing w:line="360" w:lineRule="auto"/>
         <w:jc w:val="both"/>
         <w:rPr>
-          <w:rFonts w:ascii="Times New Roman" w:hAnsi="Times New Roman" w:cs="Times New Roman"/>
-          <w:sz w:val="28"/>
-          <w:szCs w:val="28"/>
-        </w:rPr>
-      </w:pPr>
+          <w:lang w:val="en-US"/>
+        </w:rPr>
+      </w:pPr>
+      <w:r>
+        <w:rPr>
+          <w:lang w:val="en-US"/>
+        </w:rPr>
+        <w:t>W3C. HTML Living Standard: The canvas element and form controls [</w:t>
+      </w:r>
+      <w:r>
+        <w:t>Электронный</w:t>
+      </w:r>
+      <w:r>
+        <w:rPr>
+          <w:lang w:val="en-US"/>
+        </w:rPr>
+        <w:t xml:space="preserve"> </w:t>
+      </w:r>
+      <w:r>
+        <w:t>ресурс</w:t>
+      </w:r>
+      <w:r>
+        <w:rPr>
+          <w:lang w:val="en-US"/>
+        </w:rPr>
+        <w:t xml:space="preserve">] // WHATWG. — </w:t>
+      </w:r>
+      <w:r>
+        <w:t>Режим</w:t>
+      </w:r>
+      <w:r>
+        <w:rPr>
+          <w:lang w:val="en-US"/>
+        </w:rPr>
+        <w:t xml:space="preserve"> </w:t>
+      </w:r>
+      <w:r>
+        <w:t>доступа</w:t>
+      </w:r>
+      <w:r>
+        <w:rPr>
+          <w:lang w:val="en-US"/>
+        </w:rPr>
+        <w:t>: https://html.spec.whatwg.org/ (</w:t>
+      </w:r>
+      <w:r>
+        <w:t>дата</w:t>
+      </w:r>
+      <w:r>
+        <w:rPr>
+          <w:lang w:val="en-US"/>
+        </w:rPr>
+        <w:t xml:space="preserve"> </w:t>
+      </w:r>
+      <w:r>
+        <w:t>обращения</w:t>
+      </w:r>
+      <w:r>
+        <w:rPr>
+          <w:lang w:val="en-US"/>
+        </w:rPr>
+        <w:t>: 2024).</w:t>
+      </w:r>
     </w:p>
     <w:p>
       <w:pPr>
         <w:spacing w:line="360" w:lineRule="auto"/>
         <w:jc w:val="both"/>
         <w:rPr>
-          <w:rFonts w:ascii="Times New Roman" w:hAnsi="Times New Roman" w:cs="Times New Roman"/>
-          <w:sz w:val="28"/>
-          <w:szCs w:val="28"/>
+          <w:lang w:val="en-US"/>
         </w:rPr>
       </w:pPr>
     </w:p>
@@ -2994,9 +2104,7 @@
       <w:pPr>
         <w:spacing w:line="360" w:lineRule="auto"/>
         <w:rPr>
-          <w:rFonts w:ascii="Times New Roman" w:hAnsi="Times New Roman" w:cs="Times New Roman"/>
-          <w:sz w:val="28"/>
-          <w:szCs w:val="28"/>
+          <w:lang w:val="en-US"/>
         </w:rPr>
       </w:pPr>
     </w:p>
@@ -3896,6 +3004,92 @@
     </w:lvl>
   </w:abstractNum>
   <w:abstractNum w:abstractNumId="7" w15:restartNumberingAfterBreak="0">
+    <w:nsid w:val="407E7397"/>
+    <w:multiLevelType w:val="hybridMultilevel"/>
+    <w:tmpl w:val="4F76D1A2"/>
+    <w:lvl w:ilvl="0" w:tplc="0419000F">
+      <w:start w:val="1"/>
+      <w:numFmt w:val="decimal"/>
+      <w:lvlText w:val="%1."/>
+      <w:lvlJc w:val="left"/>
+      <w:pPr>
+        <w:ind w:left="720" w:hanging="360"/>
+      </w:pPr>
+    </w:lvl>
+    <w:lvl w:ilvl="1" w:tplc="04190019" w:tentative="1">
+      <w:start w:val="1"/>
+      <w:numFmt w:val="lowerLetter"/>
+      <w:lvlText w:val="%2."/>
+      <w:lvlJc w:val="left"/>
+      <w:pPr>
+        <w:ind w:left="1440" w:hanging="360"/>
+      </w:pPr>
+    </w:lvl>
+    <w:lvl w:ilvl="2" w:tplc="0419001B" w:tentative="1">
+      <w:start w:val="1"/>
+      <w:numFmt w:val="lowerRoman"/>
+      <w:lvlText w:val="%3."/>
+      <w:lvlJc w:val="right"/>
+      <w:pPr>
+        <w:ind w:left="2160" w:hanging="180"/>
+      </w:pPr>
+    </w:lvl>
+    <w:lvl w:ilvl="3" w:tplc="0419000F" w:tentative="1">
+      <w:start w:val="1"/>
+      <w:numFmt w:val="decimal"/>
+      <w:lvlText w:val="%4."/>
+      <w:lvlJc w:val="left"/>
+      <w:pPr>
+        <w:ind w:left="2880" w:hanging="360"/>
+      </w:pPr>
+    </w:lvl>
+    <w:lvl w:ilvl="4" w:tplc="04190019" w:tentative="1">
+      <w:start w:val="1"/>
+      <w:numFmt w:val="lowerLetter"/>
+      <w:lvlText w:val="%5."/>
+      <w:lvlJc w:val="left"/>
+      <w:pPr>
+        <w:ind w:left="3600" w:hanging="360"/>
+      </w:pPr>
+    </w:lvl>
+    <w:lvl w:ilvl="5" w:tplc="0419001B" w:tentative="1">
+      <w:start w:val="1"/>
+      <w:numFmt w:val="lowerRoman"/>
+      <w:lvlText w:val="%6."/>
+      <w:lvlJc w:val="right"/>
+      <w:pPr>
+        <w:ind w:left="4320" w:hanging="180"/>
+      </w:pPr>
+    </w:lvl>
+    <w:lvl w:ilvl="6" w:tplc="0419000F" w:tentative="1">
+      <w:start w:val="1"/>
+      <w:numFmt w:val="decimal"/>
+      <w:lvlText w:val="%7."/>
+      <w:lvlJc w:val="left"/>
+      <w:pPr>
+        <w:ind w:left="5040" w:hanging="360"/>
+      </w:pPr>
+    </w:lvl>
+    <w:lvl w:ilvl="7" w:tplc="04190019" w:tentative="1">
+      <w:start w:val="1"/>
+      <w:numFmt w:val="lowerLetter"/>
+      <w:lvlText w:val="%8."/>
+      <w:lvlJc w:val="left"/>
+      <w:pPr>
+        <w:ind w:left="5760" w:hanging="360"/>
+      </w:pPr>
+    </w:lvl>
+    <w:lvl w:ilvl="8" w:tplc="0419001B" w:tentative="1">
+      <w:start w:val="1"/>
+      <w:numFmt w:val="lowerRoman"/>
+      <w:lvlText w:val="%9."/>
+      <w:lvlJc w:val="right"/>
+      <w:pPr>
+        <w:ind w:left="6480" w:hanging="180"/>
+      </w:pPr>
+    </w:lvl>
+  </w:abstractNum>
+  <w:abstractNum w:abstractNumId="8" w15:restartNumberingAfterBreak="0">
     <w:nsid w:val="4FA068EF"/>
     <w:multiLevelType w:val="multilevel"/>
     <w:tmpl w:val="EFA29B76"/>
@@ -4008,7 +3202,7 @@
       </w:pPr>
     </w:lvl>
   </w:abstractNum>
-  <w:abstractNum w:abstractNumId="8" w15:restartNumberingAfterBreak="0">
+  <w:abstractNum w:abstractNumId="9" w15:restartNumberingAfterBreak="0">
     <w:nsid w:val="5D763510"/>
     <w:multiLevelType w:val="multilevel"/>
     <w:tmpl w:val="8A1CD3D0"/>
@@ -4157,7 +3351,7 @@
       </w:rPr>
     </w:lvl>
   </w:abstractNum>
-  <w:abstractNum w:abstractNumId="9" w15:restartNumberingAfterBreak="0">
+  <w:abstractNum w:abstractNumId="10" w15:restartNumberingAfterBreak="0">
     <w:nsid w:val="683E623F"/>
     <w:multiLevelType w:val="multilevel"/>
     <w:tmpl w:val="86CE29D6"/>
@@ -4270,7 +3464,7 @@
       </w:pPr>
     </w:lvl>
   </w:abstractNum>
-  <w:abstractNum w:abstractNumId="10" w15:restartNumberingAfterBreak="0">
+  <w:abstractNum w:abstractNumId="11" w15:restartNumberingAfterBreak="0">
     <w:nsid w:val="794D44E3"/>
     <w:multiLevelType w:val="multilevel"/>
     <w:tmpl w:val="8A1CD3D0"/>
@@ -4429,13 +3623,13 @@
     <w:abstractNumId w:val="5"/>
   </w:num>
   <w:num w:numId="4" w16cid:durableId="772240455">
-    <w:abstractNumId w:val="9"/>
+    <w:abstractNumId w:val="10"/>
   </w:num>
   <w:num w:numId="5" w16cid:durableId="616568844">
     <w:abstractNumId w:val="2"/>
   </w:num>
   <w:num w:numId="6" w16cid:durableId="1354721364">
-    <w:abstractNumId w:val="7"/>
+    <w:abstractNumId w:val="8"/>
   </w:num>
   <w:num w:numId="7" w16cid:durableId="284503476">
     <w:abstractNumId w:val="1"/>
@@ -4444,13 +3638,16 @@
     <w:abstractNumId w:val="0"/>
   </w:num>
   <w:num w:numId="9" w16cid:durableId="1420323962">
-    <w:abstractNumId w:val="8"/>
+    <w:abstractNumId w:val="9"/>
   </w:num>
   <w:num w:numId="10" w16cid:durableId="162555890">
-    <w:abstractNumId w:val="10"/>
+    <w:abstractNumId w:val="11"/>
   </w:num>
   <w:num w:numId="11" w16cid:durableId="960263370">
     <w:abstractNumId w:val="4"/>
+  </w:num>
+  <w:num w:numId="12" w16cid:durableId="1003896407">
+    <w:abstractNumId w:val="7"/>
   </w:num>
 </w:numbering>
 </file>
@@ -4460,10 +3657,12 @@
   <w:docDefaults>
     <w:rPrDefault>
       <w:rPr>
-        <w:rFonts w:asciiTheme="minorHAnsi" w:eastAsiaTheme="minorHAnsi" w:hAnsiTheme="minorHAnsi" w:cstheme="minorBidi"/>
+        <w:rFonts w:ascii="Times New Roman" w:eastAsiaTheme="minorHAnsi" w:hAnsi="Times New Roman" w:cs="Calibri (Основной текст)"/>
+        <w:bCs/>
+        <w:color w:val="000000" w:themeColor="text1"/>
         <w:kern w:val="2"/>
-        <w:sz w:val="22"/>
-        <w:szCs w:val="22"/>
+        <w:sz w:val="28"/>
+        <w:szCs w:val="40"/>
         <w:lang w:val="ru-RU" w:eastAsia="en-US" w:bidi="ar-SA"/>
         <w14:ligatures w14:val="standardContextual"/>
       </w:rPr>
@@ -4874,7 +4073,6 @@
       <w:rFonts w:asciiTheme="majorHAnsi" w:eastAsiaTheme="majorEastAsia" w:hAnsiTheme="majorHAnsi" w:cstheme="majorBidi"/>
       <w:color w:val="2F5496" w:themeColor="accent1" w:themeShade="BF"/>
       <w:sz w:val="40"/>
-      <w:szCs w:val="40"/>
     </w:rPr>
   </w:style>
   <w:style w:type="paragraph" w:styleId="2">
@@ -4918,8 +4116,6 @@
     <w:rPr>
       <w:rFonts w:eastAsiaTheme="majorEastAsia" w:cstheme="majorBidi"/>
       <w:color w:val="2F5496" w:themeColor="accent1" w:themeShade="BF"/>
-      <w:sz w:val="28"/>
-      <w:szCs w:val="28"/>
     </w:rPr>
   </w:style>
   <w:style w:type="paragraph" w:styleId="4">
@@ -5250,8 +4446,6 @@
       <w:rFonts w:eastAsiaTheme="majorEastAsia" w:cstheme="majorBidi"/>
       <w:color w:val="595959" w:themeColor="text1" w:themeTint="A6"/>
       <w:spacing w:val="15"/>
-      <w:sz w:val="28"/>
-      <w:szCs w:val="28"/>
     </w:rPr>
   </w:style>
   <w:style w:type="character" w:customStyle="1" w:styleId="a6">
@@ -5364,7 +4558,7 @@
     <w:rsid w:val="004E4FF8"/>
     <w:rPr>
       <w:b/>
-      <w:bCs/>
+      <w:bCs w:val="0"/>
       <w:smallCaps/>
       <w:color w:val="2F5496" w:themeColor="accent1" w:themeShade="BF"/>
       <w:spacing w:val="5"/>
@@ -5526,11 +4720,6 @@
     <w:pPr>
       <w:spacing w:line="360" w:lineRule="auto"/>
     </w:pPr>
-    <w:rPr>
-      <w:rFonts w:ascii="Times New Roman" w:hAnsi="Times New Roman" w:cs="Times New Roman"/>
-      <w:sz w:val="28"/>
-      <w:szCs w:val="28"/>
-    </w:rPr>
   </w:style>
   <w:style w:type="character" w:customStyle="1" w:styleId="13">
     <w:name w:val="Стиль1 Знак"/>
